--- a/Temat Projektu.docx
+++ b/Temat Projektu.docx
@@ -2406,9 +2406,1234 @@
           <w:i/>
           <w:iCs/>
         </w:rPr>
-        <w:t>(powiązanie z &lt;&lt;</w:t>
-      </w:r>
-      <w:proofErr w:type="spellStart"/>
+        <w:t>(powiązanie z &lt;&lt;extend&gt;&gt;)</w:t>
+      </w:r>
+    </w:p>
+    <w:p>
+      <w:pPr>
+        <w:pStyle w:val="Akapitzlist"/>
+        <w:numPr>
+          <w:ilvl w:val="3"/>
+          <w:numId w:val="1"/>
+        </w:numPr>
+      </w:pPr>
+      <w:r>
+        <w:t xml:space="preserve">Po zapisaniu zamówienia system nadaje mu status „oczekujące na zatwierdzenie”. </w:t>
+      </w:r>
+    </w:p>
+    <w:p>
+      <w:pPr>
+        <w:pStyle w:val="Akapitzlist"/>
+        <w:numPr>
+          <w:ilvl w:val="3"/>
+          <w:numId w:val="1"/>
+        </w:numPr>
+      </w:pPr>
+      <w:r>
+        <w:t>System informuje magazyniera, że zamówienie zostało przekazane do akceptacji kierownika.</w:t>
+      </w:r>
+    </w:p>
+    <w:p>
+      <w:pPr>
+        <w:pStyle w:val="Akapitzlist"/>
+        <w:numPr>
+          <w:ilvl w:val="1"/>
+          <w:numId w:val="1"/>
+        </w:numPr>
+      </w:pPr>
+      <w:r>
+        <w:t>Zależności czasowe</w:t>
+      </w:r>
+    </w:p>
+    <w:p>
+      <w:pPr>
+        <w:pStyle w:val="Akapitzlist"/>
+        <w:numPr>
+          <w:ilvl w:val="2"/>
+          <w:numId w:val="1"/>
+        </w:numPr>
+      </w:pPr>
+      <w:r>
+        <w:t>częstotliwość wykonania:</w:t>
+      </w:r>
+    </w:p>
+    <w:p>
+      <w:pPr>
+        <w:pStyle w:val="Akapitzlist"/>
+        <w:numPr>
+          <w:ilvl w:val="3"/>
+          <w:numId w:val="1"/>
+        </w:numPr>
+      </w:pPr>
+      <w:r>
+        <w:t>zależna od liczby braków magazynowych i bieżących potrzeb serwisu, średnio od kilku do kilkunastu razy w tygodniu</w:t>
+      </w:r>
+      <w:r>
+        <w:t>,</w:t>
+      </w:r>
+    </w:p>
+    <w:p>
+      <w:pPr>
+        <w:pStyle w:val="Akapitzlist"/>
+        <w:numPr>
+          <w:ilvl w:val="2"/>
+          <w:numId w:val="1"/>
+        </w:numPr>
+      </w:pPr>
+      <w:r>
+        <w:t>przewidywane spiętrzenia:</w:t>
+      </w:r>
+    </w:p>
+    <w:p>
+      <w:pPr>
+        <w:pStyle w:val="Akapitzlist"/>
+        <w:numPr>
+          <w:ilvl w:val="3"/>
+          <w:numId w:val="1"/>
+        </w:numPr>
+      </w:pPr>
+      <w:r>
+        <w:t>w okresach zwiększonej liczby napraw sprzętu, np. po weekendach, po dłuższych świętach lub w czasie wzmożonego ruchu w serwisie</w:t>
+      </w:r>
+      <w:r>
+        <w:t>,</w:t>
+      </w:r>
+    </w:p>
+    <w:p>
+      <w:pPr>
+        <w:pStyle w:val="Akapitzlist"/>
+        <w:numPr>
+          <w:ilvl w:val="2"/>
+          <w:numId w:val="1"/>
+        </w:numPr>
+      </w:pPr>
+      <w:r>
+        <w:t>typowy czas realizacji:</w:t>
+      </w:r>
+    </w:p>
+    <w:p>
+      <w:pPr>
+        <w:pStyle w:val="Akapitzlist"/>
+        <w:numPr>
+          <w:ilvl w:val="3"/>
+          <w:numId w:val="1"/>
+        </w:numPr>
+      </w:pPr>
+      <w:r>
+        <w:t>około 1–3 minuty</w:t>
+      </w:r>
+      <w:r>
+        <w:t>,</w:t>
+      </w:r>
+    </w:p>
+    <w:p>
+      <w:pPr>
+        <w:pStyle w:val="Akapitzlist"/>
+        <w:numPr>
+          <w:ilvl w:val="2"/>
+          <w:numId w:val="1"/>
+        </w:numPr>
+      </w:pPr>
+      <w:r>
+        <w:t>maksymalny czas realizacji:</w:t>
+      </w:r>
+    </w:p>
+    <w:p>
+      <w:pPr>
+        <w:pStyle w:val="Akapitzlist"/>
+        <w:numPr>
+          <w:ilvl w:val="3"/>
+          <w:numId w:val="1"/>
+        </w:numPr>
+      </w:pPr>
+      <w:r>
+        <w:t>nieokreślony; zależny od kompletności danych oraz dostępności informacji o części i dostawcy</w:t>
+      </w:r>
+      <w:r>
+        <w:t>,</w:t>
+      </w:r>
+    </w:p>
+    <w:p>
+      <w:pPr>
+        <w:pStyle w:val="Akapitzlist"/>
+        <w:numPr>
+          <w:ilvl w:val="1"/>
+          <w:numId w:val="1"/>
+        </w:numPr>
+      </w:pPr>
+      <w:r>
+        <w:t>Wartości uzyskiwane przez aktora po zakończeniu przypadku użycia</w:t>
+      </w:r>
+    </w:p>
+    <w:p>
+      <w:pPr>
+        <w:pStyle w:val="Akapitzlist"/>
+        <w:numPr>
+          <w:ilvl w:val="2"/>
+          <w:numId w:val="1"/>
+        </w:numPr>
+      </w:pPr>
+      <w:r>
+        <w:t>Utworzenie nowego zamówienia na brakującą część.</w:t>
+      </w:r>
+    </w:p>
+    <w:p>
+      <w:pPr>
+        <w:pStyle w:val="Akapitzlist"/>
+        <w:numPr>
+          <w:ilvl w:val="2"/>
+          <w:numId w:val="1"/>
+        </w:numPr>
+      </w:pPr>
+      <w:r>
+        <w:t>Zarejestrowanie zamówienia w systemie wraz z jego numerem i statusem.</w:t>
+      </w:r>
+    </w:p>
+    <w:p>
+      <w:pPr>
+        <w:pStyle w:val="Akapitzlist"/>
+        <w:numPr>
+          <w:ilvl w:val="2"/>
+          <w:numId w:val="1"/>
+        </w:numPr>
+      </w:pPr>
+      <w:r>
+        <w:t>Możliwość przekazania zamówienia do dalszej obsługi, w szczególności do zatwierdzenia i realizacji.</w:t>
+      </w:r>
+    </w:p>
+    <w:p>
+      <w:pPr>
+        <w:pStyle w:val="Akapitzlist"/>
+        <w:numPr>
+          <w:ilvl w:val="0"/>
+          <w:numId w:val="1"/>
+        </w:numPr>
+        <w:rPr>
+          <w:b/>
+          <w:bCs/>
+        </w:rPr>
+      </w:pPr>
+      <w:r>
+        <w:rPr>
+          <w:b/>
+          <w:bCs/>
+        </w:rPr>
+        <w:t>Opis przypadku użycia „Wyszukiwanie części”</w:t>
+      </w:r>
+    </w:p>
+    <w:p>
+      <w:pPr>
+        <w:pStyle w:val="Akapitzlist"/>
+        <w:numPr>
+          <w:ilvl w:val="1"/>
+          <w:numId w:val="1"/>
+        </w:numPr>
+        <w:rPr>
+          <w:b/>
+          <w:bCs/>
+        </w:rPr>
+      </w:pPr>
+      <w:r>
+        <w:rPr>
+          <w:b/>
+          <w:bCs/>
+        </w:rPr>
+        <w:t>Uczestniczący aktorzy</w:t>
+      </w:r>
+    </w:p>
+    <w:p>
+      <w:pPr>
+        <w:pStyle w:val="Akapitzlist"/>
+        <w:numPr>
+          <w:ilvl w:val="2"/>
+          <w:numId w:val="1"/>
+        </w:numPr>
+      </w:pPr>
+      <w:r>
+        <w:t xml:space="preserve">Pracownik serwisu </w:t>
+      </w:r>
+    </w:p>
+    <w:p>
+      <w:pPr>
+        <w:pStyle w:val="Akapitzlist"/>
+        <w:numPr>
+          <w:ilvl w:val="1"/>
+          <w:numId w:val="1"/>
+        </w:numPr>
+        <w:rPr>
+          <w:b/>
+          <w:bCs/>
+        </w:rPr>
+      </w:pPr>
+      <w:r>
+        <w:rPr>
+          <w:b/>
+          <w:bCs/>
+        </w:rPr>
+        <w:lastRenderedPageBreak/>
+        <w:t>Podstawowy ciąg zdarzeń</w:t>
+      </w:r>
+    </w:p>
+    <w:p>
+      <w:pPr>
+        <w:pStyle w:val="Akapitzlist"/>
+        <w:numPr>
+          <w:ilvl w:val="2"/>
+          <w:numId w:val="1"/>
+        </w:numPr>
+      </w:pPr>
+      <w:r>
+        <w:t xml:space="preserve">System wyświetla interfejs wyszukiwania części, zawierający pola filtrów: </w:t>
+      </w:r>
+    </w:p>
+    <w:p>
+      <w:pPr>
+        <w:pStyle w:val="Akapitzlist"/>
+        <w:numPr>
+          <w:ilvl w:val="3"/>
+          <w:numId w:val="1"/>
+        </w:numPr>
+      </w:pPr>
+      <w:r>
+        <w:t xml:space="preserve">nazwa części lub numer katalogowy, </w:t>
+      </w:r>
+    </w:p>
+    <w:p>
+      <w:pPr>
+        <w:pStyle w:val="Akapitzlist"/>
+        <w:numPr>
+          <w:ilvl w:val="3"/>
+          <w:numId w:val="1"/>
+        </w:numPr>
+      </w:pPr>
+      <w:r>
+        <w:t xml:space="preserve">kategoria (np. dyski, pamięci RAM, płyty główne), </w:t>
+      </w:r>
+    </w:p>
+    <w:p>
+      <w:pPr>
+        <w:pStyle w:val="Akapitzlist"/>
+        <w:numPr>
+          <w:ilvl w:val="3"/>
+          <w:numId w:val="1"/>
+        </w:numPr>
+      </w:pPr>
+      <w:r>
+        <w:t xml:space="preserve">status dostępności (wszystkie, dostępne, brak na stanie). </w:t>
+      </w:r>
+    </w:p>
+    <w:p>
+      <w:pPr>
+        <w:pStyle w:val="Akapitzlist"/>
+        <w:numPr>
+          <w:ilvl w:val="2"/>
+          <w:numId w:val="1"/>
+        </w:numPr>
+      </w:pPr>
+      <w:r>
+        <w:t xml:space="preserve">Pracownik serwisu wprowadza wybrane kryteria wyszukiwania. </w:t>
+      </w:r>
+    </w:p>
+    <w:p>
+      <w:pPr>
+        <w:pStyle w:val="Akapitzlist"/>
+        <w:numPr>
+          <w:ilvl w:val="2"/>
+          <w:numId w:val="1"/>
+        </w:numPr>
+      </w:pPr>
+      <w:r>
+        <w:t xml:space="preserve">Pracownik serwisu zatwierdza operację przyciskiem „Szukaj”. </w:t>
+      </w:r>
+    </w:p>
+    <w:p>
+      <w:pPr>
+        <w:pStyle w:val="Akapitzlist"/>
+        <w:numPr>
+          <w:ilvl w:val="2"/>
+          <w:numId w:val="1"/>
+        </w:numPr>
+      </w:pPr>
+      <w:r>
+        <w:t xml:space="preserve">System weryfikuje poprawność wprowadzonych danych. </w:t>
+      </w:r>
+    </w:p>
+    <w:p>
+      <w:pPr>
+        <w:pStyle w:val="Akapitzlist"/>
+        <w:numPr>
+          <w:ilvl w:val="2"/>
+          <w:numId w:val="1"/>
+        </w:numPr>
+      </w:pPr>
+      <w:r>
+        <w:t xml:space="preserve">System przeszukuje bazę danych i wyświetla listę części spełniających podane kryteria. </w:t>
+      </w:r>
+    </w:p>
+    <w:p>
+      <w:pPr>
+        <w:pStyle w:val="Akapitzlist"/>
+        <w:numPr>
+          <w:ilvl w:val="2"/>
+          <w:numId w:val="1"/>
+        </w:numPr>
+      </w:pPr>
+      <w:r>
+        <w:t xml:space="preserve">System prezentuje wyniki w formie tabeli zawierającej: </w:t>
+      </w:r>
+    </w:p>
+    <w:p>
+      <w:pPr>
+        <w:pStyle w:val="Akapitzlist"/>
+        <w:numPr>
+          <w:ilvl w:val="3"/>
+          <w:numId w:val="1"/>
+        </w:numPr>
+      </w:pPr>
+      <w:r>
+        <w:t xml:space="preserve">nazwę części i numer katalogowy, </w:t>
+      </w:r>
+    </w:p>
+    <w:p>
+      <w:pPr>
+        <w:pStyle w:val="Akapitzlist"/>
+        <w:numPr>
+          <w:ilvl w:val="3"/>
+          <w:numId w:val="1"/>
+        </w:numPr>
+      </w:pPr>
+      <w:r>
+        <w:t xml:space="preserve">aktualny stan magazynowy, </w:t>
+      </w:r>
+    </w:p>
+    <w:p>
+      <w:pPr>
+        <w:pStyle w:val="Akapitzlist"/>
+        <w:numPr>
+          <w:ilvl w:val="3"/>
+          <w:numId w:val="1"/>
+        </w:numPr>
+      </w:pPr>
+      <w:r>
+        <w:t xml:space="preserve">cenę. </w:t>
+      </w:r>
+    </w:p>
+    <w:p>
+      <w:pPr>
+        <w:pStyle w:val="Akapitzlist"/>
+        <w:numPr>
+          <w:ilvl w:val="2"/>
+          <w:numId w:val="1"/>
+        </w:numPr>
+      </w:pPr>
+      <w:r>
+        <w:t xml:space="preserve">Pracownik serwisu wybiera interesującą go pozycję z listy. </w:t>
+      </w:r>
+    </w:p>
+    <w:p>
+      <w:pPr>
+        <w:pStyle w:val="Akapitzlist"/>
+        <w:numPr>
+          <w:ilvl w:val="2"/>
+          <w:numId w:val="1"/>
+        </w:numPr>
+      </w:pPr>
+      <w:r>
+        <w:t xml:space="preserve">System wyświetla szczegółowe informacje o wybranej części, takie jak parametry techniczne oraz historia jej wykorzystania. </w:t>
+      </w:r>
+    </w:p>
+    <w:p>
+      <w:pPr>
+        <w:pStyle w:val="Akapitzlist"/>
+        <w:numPr>
+          <w:ilvl w:val="1"/>
+          <w:numId w:val="1"/>
+        </w:numPr>
+        <w:rPr>
+          <w:b/>
+          <w:bCs/>
+        </w:rPr>
+      </w:pPr>
+      <w:r>
+        <w:rPr>
+          <w:b/>
+          <w:bCs/>
+        </w:rPr>
+        <w:t>Alternatywne ciągi zdarzeń</w:t>
+      </w:r>
+    </w:p>
+    <w:p>
+      <w:pPr>
+        <w:pStyle w:val="Akapitzlist"/>
+        <w:numPr>
+          <w:ilvl w:val="2"/>
+          <w:numId w:val="1"/>
+        </w:numPr>
+        <w:rPr>
+          <w:b/>
+          <w:bCs/>
+        </w:rPr>
+      </w:pPr>
+      <w:r>
+        <w:rPr>
+          <w:b/>
+          <w:bCs/>
+        </w:rPr>
+        <w:t>Brak wyników wyszukiwania</w:t>
+      </w:r>
+    </w:p>
+    <w:p>
+      <w:pPr>
+        <w:pStyle w:val="Akapitzlist"/>
+        <w:numPr>
+          <w:ilvl w:val="3"/>
+          <w:numId w:val="1"/>
+        </w:numPr>
+      </w:pPr>
+      <w:r>
+        <w:t xml:space="preserve">System informuje użytkownika o braku części spełniających podane kryteria. </w:t>
+      </w:r>
+    </w:p>
+    <w:p>
+      <w:pPr>
+        <w:pStyle w:val="Akapitzlist"/>
+        <w:numPr>
+          <w:ilvl w:val="3"/>
+          <w:numId w:val="1"/>
+        </w:numPr>
+      </w:pPr>
+      <w:r>
+        <w:t xml:space="preserve">System sugeruje zmianę parametrów wyszukiwania. </w:t>
+      </w:r>
+    </w:p>
+    <w:p>
+      <w:pPr>
+        <w:pStyle w:val="Akapitzlist"/>
+        <w:numPr>
+          <w:ilvl w:val="3"/>
+          <w:numId w:val="1"/>
+        </w:numPr>
+      </w:pPr>
+      <w:r>
+        <w:t xml:space="preserve">Pracownik serwisu może zmodyfikować kryteria lub zakończyć proces. </w:t>
+      </w:r>
+    </w:p>
+    <w:p>
+      <w:pPr>
+        <w:pStyle w:val="Akapitzlist"/>
+        <w:numPr>
+          <w:ilvl w:val="2"/>
+          <w:numId w:val="1"/>
+        </w:numPr>
+        <w:rPr>
+          <w:b/>
+          <w:bCs/>
+        </w:rPr>
+      </w:pPr>
+      <w:r>
+        <w:rPr>
+          <w:b/>
+          <w:bCs/>
+        </w:rPr>
+        <w:t>Niepoprawne dane wejściowe</w:t>
+      </w:r>
+    </w:p>
+    <w:p>
+      <w:pPr>
+        <w:pStyle w:val="Akapitzlist"/>
+        <w:numPr>
+          <w:ilvl w:val="3"/>
+          <w:numId w:val="1"/>
+        </w:numPr>
+      </w:pPr>
+      <w:r>
+        <w:t xml:space="preserve">System wyświetla komunikat o błędzie (np. niedozwolone znaki lub zbyt krótka fraza). </w:t>
+      </w:r>
+    </w:p>
+    <w:p>
+      <w:pPr>
+        <w:pStyle w:val="Akapitzlist"/>
+        <w:numPr>
+          <w:ilvl w:val="3"/>
+          <w:numId w:val="1"/>
+        </w:numPr>
+      </w:pPr>
+      <w:r>
+        <w:t xml:space="preserve">Pracownik serwisu poprawia dane i ponownie uruchamia wyszukiwanie. </w:t>
+      </w:r>
+    </w:p>
+    <w:p>
+      <w:pPr>
+        <w:pStyle w:val="Akapitzlist"/>
+        <w:numPr>
+          <w:ilvl w:val="1"/>
+          <w:numId w:val="1"/>
+        </w:numPr>
+        <w:rPr>
+          <w:b/>
+          <w:bCs/>
+        </w:rPr>
+      </w:pPr>
+      <w:r>
+        <w:rPr>
+          <w:b/>
+          <w:bCs/>
+        </w:rPr>
+        <w:t>Zależności czasowe</w:t>
+      </w:r>
+    </w:p>
+    <w:p>
+      <w:pPr>
+        <w:pStyle w:val="Akapitzlist"/>
+        <w:numPr>
+          <w:ilvl w:val="2"/>
+          <w:numId w:val="1"/>
+        </w:numPr>
+        <w:rPr>
+          <w:b/>
+          <w:bCs/>
+        </w:rPr>
+      </w:pPr>
+      <w:r>
+        <w:rPr>
+          <w:b/>
+          <w:bCs/>
+        </w:rPr>
+        <w:t>Częstotliwość wykonania</w:t>
+      </w:r>
+    </w:p>
+    <w:p>
+      <w:pPr>
+        <w:pStyle w:val="Akapitzlist"/>
+        <w:numPr>
+          <w:ilvl w:val="3"/>
+          <w:numId w:val="1"/>
+        </w:numPr>
+      </w:pPr>
+      <w:r>
+        <w:t>Bardzo wysoka; wielokrotnie w ciągu dnia podczas realizacji zleceń i obsługi napraw.</w:t>
+      </w:r>
+    </w:p>
+    <w:p>
+      <w:pPr>
+        <w:pStyle w:val="Akapitzlist"/>
+        <w:numPr>
+          <w:ilvl w:val="2"/>
+          <w:numId w:val="1"/>
+        </w:numPr>
+        <w:rPr>
+          <w:b/>
+          <w:bCs/>
+        </w:rPr>
+      </w:pPr>
+      <w:r>
+        <w:rPr>
+          <w:b/>
+          <w:bCs/>
+        </w:rPr>
+        <w:t>Przewidywane spiętrzenia</w:t>
+      </w:r>
+    </w:p>
+    <w:p>
+      <w:pPr>
+        <w:pStyle w:val="Akapitzlist"/>
+        <w:numPr>
+          <w:ilvl w:val="3"/>
+          <w:numId w:val="1"/>
+        </w:numPr>
+      </w:pPr>
+      <w:r>
+        <w:t>W godzinach rozpoczęcia pracy serwisu oraz przy większej liczbie zleceń.</w:t>
+      </w:r>
+    </w:p>
+    <w:p>
+      <w:pPr>
+        <w:pStyle w:val="Akapitzlist"/>
+        <w:numPr>
+          <w:ilvl w:val="2"/>
+          <w:numId w:val="1"/>
+        </w:numPr>
+        <w:rPr>
+          <w:b/>
+          <w:bCs/>
+        </w:rPr>
+      </w:pPr>
+      <w:r>
+        <w:rPr>
+          <w:b/>
+          <w:bCs/>
+        </w:rPr>
+        <w:t>Typowy czas realizacji</w:t>
+      </w:r>
+    </w:p>
+    <w:p>
+      <w:pPr>
+        <w:pStyle w:val="Akapitzlist"/>
+        <w:numPr>
+          <w:ilvl w:val="3"/>
+          <w:numId w:val="1"/>
+        </w:numPr>
+      </w:pPr>
+      <w:r>
+        <w:t>Od kilku do kilkunastu sekund, w zależności od liczby rekordów i zastosowanych filtrów.</w:t>
+      </w:r>
+    </w:p>
+    <w:p>
+      <w:pPr>
+        <w:pStyle w:val="Akapitzlist"/>
+        <w:numPr>
+          <w:ilvl w:val="2"/>
+          <w:numId w:val="1"/>
+        </w:numPr>
+        <w:rPr>
+          <w:b/>
+          <w:bCs/>
+        </w:rPr>
+      </w:pPr>
+      <w:r>
+        <w:rPr>
+          <w:b/>
+          <w:bCs/>
+        </w:rPr>
+        <w:t>Maksymalny czas realizacji</w:t>
+      </w:r>
+    </w:p>
+    <w:p>
+      <w:pPr>
+        <w:pStyle w:val="Akapitzlist"/>
+        <w:numPr>
+          <w:ilvl w:val="3"/>
+          <w:numId w:val="1"/>
+        </w:numPr>
+      </w:pPr>
+      <w:r>
+        <w:lastRenderedPageBreak/>
+        <w:t>Zależny od wydajności systemu i wielkości bazy danych; zazwyczaj nie przekracza 1 minuty.</w:t>
+      </w:r>
+    </w:p>
+    <w:p>
+      <w:pPr>
+        <w:pStyle w:val="Akapitzlist"/>
+        <w:numPr>
+          <w:ilvl w:val="1"/>
+          <w:numId w:val="1"/>
+        </w:numPr>
+        <w:rPr>
+          <w:b/>
+          <w:bCs/>
+        </w:rPr>
+      </w:pPr>
+      <w:r>
+        <w:rPr>
+          <w:b/>
+          <w:bCs/>
+        </w:rPr>
+        <w:t>Wartości uzyskiwane przez aktora po zakończeniu przypadku użycia</w:t>
+      </w:r>
+    </w:p>
+    <w:p>
+      <w:pPr>
+        <w:pStyle w:val="Akapitzlist"/>
+        <w:numPr>
+          <w:ilvl w:val="2"/>
+          <w:numId w:val="1"/>
+        </w:numPr>
+      </w:pPr>
+      <w:r>
+        <w:t xml:space="preserve">Uzyskanie informacji o dostępności i parametrach wybranej części. </w:t>
+      </w:r>
+    </w:p>
+    <w:p>
+      <w:pPr>
+        <w:pStyle w:val="Akapitzlist"/>
+        <w:numPr>
+          <w:ilvl w:val="2"/>
+          <w:numId w:val="1"/>
+        </w:numPr>
+      </w:pPr>
+      <w:r>
+        <w:t xml:space="preserve">Możliwość przejścia do dalszych operacji, takich jak przypisanie części do naprawy lub zgłoszenie zapotrzebowania. </w:t>
+      </w:r>
+    </w:p>
+    <w:p>
+      <w:pPr>
+        <w:pStyle w:val="Akapitzlist"/>
+        <w:numPr>
+          <w:ilvl w:val="2"/>
+          <w:numId w:val="1"/>
+        </w:numPr>
+      </w:pPr>
+      <w:r>
+        <w:t xml:space="preserve">Skrócenie czasu wyszukiwania informacji w porównaniu z ręczną ewidencją. </w:t>
+      </w:r>
+    </w:p>
+    <w:p>
+      <w:pPr>
+        <w:pStyle w:val="Akapitzlist"/>
+        <w:numPr>
+          <w:ilvl w:val="0"/>
+          <w:numId w:val="1"/>
+        </w:numPr>
+        <w:rPr>
+          <w:b/>
+          <w:bCs/>
+        </w:rPr>
+      </w:pPr>
+      <w:r>
+        <w:rPr>
+          <w:b/>
+          <w:bCs/>
+        </w:rPr>
+        <w:t>Opis przypadku użycia „Obsługa dostawy”</w:t>
+      </w:r>
+      <w:r>
+        <w:rPr>
+          <w:b/>
+          <w:bCs/>
+        </w:rPr>
+        <w:t>:</w:t>
+      </w:r>
+    </w:p>
+    <w:p>
+      <w:pPr>
+        <w:pStyle w:val="Akapitzlist"/>
+        <w:numPr>
+          <w:ilvl w:val="1"/>
+          <w:numId w:val="1"/>
+        </w:numPr>
+        <w:rPr>
+          <w:b/>
+          <w:bCs/>
+        </w:rPr>
+      </w:pPr>
+      <w:r>
+        <w:rPr>
+          <w:b/>
+          <w:bCs/>
+        </w:rPr>
+        <w:t>Uczestniczący aktorzy</w:t>
+      </w:r>
+    </w:p>
+    <w:p>
+      <w:pPr>
+        <w:pStyle w:val="Akapitzlist"/>
+        <w:numPr>
+          <w:ilvl w:val="2"/>
+          <w:numId w:val="1"/>
+        </w:numPr>
+      </w:pPr>
+      <w:r>
+        <w:t xml:space="preserve">Magazynier </w:t>
+      </w:r>
+    </w:p>
+    <w:p>
+      <w:pPr>
+        <w:pStyle w:val="Akapitzlist"/>
+        <w:numPr>
+          <w:ilvl w:val="1"/>
+          <w:numId w:val="1"/>
+        </w:numPr>
+        <w:rPr>
+          <w:b/>
+          <w:bCs/>
+        </w:rPr>
+      </w:pPr>
+      <w:r>
+        <w:rPr>
+          <w:b/>
+          <w:bCs/>
+        </w:rPr>
+        <w:t>Podstawowy ciąg zdarzeń</w:t>
+      </w:r>
+    </w:p>
+    <w:p>
+      <w:pPr>
+        <w:pStyle w:val="Akapitzlist"/>
+        <w:numPr>
+          <w:ilvl w:val="2"/>
+          <w:numId w:val="1"/>
+        </w:numPr>
+      </w:pPr>
+      <w:r>
+        <w:t xml:space="preserve">System wyświetla formularz umożliwiający obsługę przyjęcia dostawy, zawierający: </w:t>
+      </w:r>
+    </w:p>
+    <w:p>
+      <w:pPr>
+        <w:pStyle w:val="Akapitzlist"/>
+        <w:numPr>
+          <w:ilvl w:val="3"/>
+          <w:numId w:val="1"/>
+        </w:numPr>
+      </w:pPr>
+      <w:r>
+        <w:t xml:space="preserve">numer zamówienia, </w:t>
+      </w:r>
+    </w:p>
+    <w:p>
+      <w:pPr>
+        <w:pStyle w:val="Akapitzlist"/>
+        <w:numPr>
+          <w:ilvl w:val="3"/>
+          <w:numId w:val="1"/>
+        </w:numPr>
+      </w:pPr>
+      <w:r>
+        <w:t xml:space="preserve">dane dostawcy, </w:t>
+      </w:r>
+    </w:p>
+    <w:p>
+      <w:pPr>
+        <w:pStyle w:val="Akapitzlist"/>
+        <w:numPr>
+          <w:ilvl w:val="3"/>
+          <w:numId w:val="1"/>
+        </w:numPr>
+      </w:pPr>
+      <w:r>
+        <w:t xml:space="preserve">listę zamówionych części, </w:t>
+      </w:r>
+    </w:p>
+    <w:p>
+      <w:pPr>
+        <w:pStyle w:val="Akapitzlist"/>
+        <w:numPr>
+          <w:ilvl w:val="3"/>
+          <w:numId w:val="1"/>
+        </w:numPr>
+      </w:pPr>
+      <w:r>
+        <w:t xml:space="preserve">ilość zamówioną, </w:t>
+      </w:r>
+    </w:p>
+    <w:p>
+      <w:pPr>
+        <w:pStyle w:val="Akapitzlist"/>
+        <w:numPr>
+          <w:ilvl w:val="3"/>
+          <w:numId w:val="1"/>
+        </w:numPr>
+      </w:pPr>
+      <w:r>
+        <w:t xml:space="preserve">ilość dostarczoną, </w:t>
+      </w:r>
+    </w:p>
+    <w:p>
+      <w:pPr>
+        <w:pStyle w:val="Akapitzlist"/>
+        <w:numPr>
+          <w:ilvl w:val="3"/>
+          <w:numId w:val="1"/>
+        </w:numPr>
+      </w:pPr>
+      <w:r>
+        <w:t xml:space="preserve">datę dostawy, </w:t>
+      </w:r>
+    </w:p>
+    <w:p>
+      <w:pPr>
+        <w:pStyle w:val="Akapitzlist"/>
+        <w:numPr>
+          <w:ilvl w:val="3"/>
+          <w:numId w:val="1"/>
+        </w:numPr>
+      </w:pPr>
+      <w:r>
+        <w:t xml:space="preserve">pole uwag. </w:t>
+      </w:r>
+    </w:p>
+    <w:p>
+      <w:pPr>
+        <w:pStyle w:val="Akapitzlist"/>
+        <w:numPr>
+          <w:ilvl w:val="2"/>
+          <w:numId w:val="1"/>
+        </w:numPr>
+      </w:pPr>
+      <w:r>
+        <w:t xml:space="preserve">Magazynier wybiera zamówienie, dla którego została dostarczona przesyłka. </w:t>
+      </w:r>
+    </w:p>
+    <w:p>
+      <w:pPr>
+        <w:pStyle w:val="Akapitzlist"/>
+        <w:numPr>
+          <w:ilvl w:val="2"/>
+          <w:numId w:val="1"/>
+        </w:numPr>
+      </w:pPr>
+      <w:r>
+        <w:t xml:space="preserve">System wyświetla szczegóły wybranego zamówienia. </w:t>
+      </w:r>
+    </w:p>
+    <w:p>
+      <w:pPr>
+        <w:pStyle w:val="Akapitzlist"/>
+        <w:numPr>
+          <w:ilvl w:val="2"/>
+          <w:numId w:val="1"/>
+        </w:numPr>
+      </w:pPr>
+      <w:r>
+        <w:t xml:space="preserve">Magazynier porównuje dostarczone części z danymi zapisanymi w zamówieniu. </w:t>
+      </w:r>
+    </w:p>
+    <w:p>
+      <w:pPr>
+        <w:pStyle w:val="Akapitzlist"/>
+        <w:numPr>
+          <w:ilvl w:val="2"/>
+          <w:numId w:val="1"/>
+        </w:numPr>
+      </w:pPr>
+      <w:r>
+        <w:t xml:space="preserve">Magazynier wprowadza rzeczywiście dostarczone ilości części. </w:t>
+      </w:r>
+    </w:p>
+    <w:p>
+      <w:pPr>
+        <w:pStyle w:val="Akapitzlist"/>
+        <w:numPr>
+          <w:ilvl w:val="2"/>
+          <w:numId w:val="1"/>
+        </w:numPr>
+      </w:pPr>
+      <w:r>
+        <w:t xml:space="preserve">Magazynier potwierdza przyjęcie dostawy przyciskiem „Zatwierdź przyjęcie”. </w:t>
+      </w:r>
+    </w:p>
+    <w:p>
+      <w:pPr>
+        <w:pStyle w:val="Akapitzlist"/>
+        <w:numPr>
+          <w:ilvl w:val="2"/>
+          <w:numId w:val="1"/>
+        </w:numPr>
+      </w:pPr>
+      <w:r>
+        <w:t xml:space="preserve">System weryfikuje poprawność i kompletność danych: </w:t>
+      </w:r>
+    </w:p>
+    <w:p>
+      <w:pPr>
+        <w:pStyle w:val="Akapitzlist"/>
+        <w:numPr>
+          <w:ilvl w:val="3"/>
+          <w:numId w:val="1"/>
+        </w:numPr>
+      </w:pPr>
+      <w:r>
+        <w:t xml:space="preserve">zamówienie musi istnieć w systemie, </w:t>
+      </w:r>
+    </w:p>
+    <w:p>
+      <w:pPr>
+        <w:pStyle w:val="Akapitzlist"/>
+        <w:numPr>
+          <w:ilvl w:val="3"/>
+          <w:numId w:val="1"/>
+        </w:numPr>
+      </w:pPr>
+      <w:r>
+        <w:t xml:space="preserve">dostarczona ilość nie może być mniejsza od zera, </w:t>
+      </w:r>
+    </w:p>
+    <w:p>
+      <w:pPr>
+        <w:pStyle w:val="Akapitzlist"/>
+        <w:numPr>
+          <w:ilvl w:val="3"/>
+          <w:numId w:val="1"/>
+        </w:numPr>
+      </w:pPr>
+      <w:r>
+        <w:t xml:space="preserve">data dostawy nie może być wcześniejsza niż data utworzenia zamówienia, </w:t>
+      </w:r>
+    </w:p>
+    <w:p>
+      <w:pPr>
+        <w:pStyle w:val="Akapitzlist"/>
+        <w:numPr>
+          <w:ilvl w:val="3"/>
+          <w:numId w:val="1"/>
+        </w:numPr>
+      </w:pPr>
+      <w:r>
+        <w:t xml:space="preserve">każda przyjęta część musi być powiązana z pozycją zamówienia. </w:t>
+      </w:r>
+    </w:p>
+    <w:p>
+      <w:pPr>
+        <w:pStyle w:val="Akapitzlist"/>
+        <w:numPr>
+          <w:ilvl w:val="2"/>
+          <w:numId w:val="1"/>
+        </w:numPr>
+      </w:pPr>
+      <w:r>
+        <w:t xml:space="preserve">System aktualizuje stany magazynowe dla przyjętych części. </w:t>
+      </w:r>
+    </w:p>
+    <w:p>
+      <w:pPr>
+        <w:pStyle w:val="Akapitzlist"/>
+        <w:numPr>
+          <w:ilvl w:val="2"/>
+          <w:numId w:val="1"/>
+        </w:numPr>
+      </w:pPr>
+      <w:r>
+        <w:t xml:space="preserve">System zmienia status zamówienia na „zrealizowane”. </w:t>
+      </w:r>
+    </w:p>
+    <w:p>
+      <w:pPr>
+        <w:pStyle w:val="Akapitzlist"/>
+        <w:numPr>
+          <w:ilvl w:val="2"/>
+          <w:numId w:val="1"/>
+        </w:numPr>
+      </w:pPr>
+      <w:r>
+        <w:t xml:space="preserve">System zapisuje informację o przyjęciu dostawy w bazie danych. </w:t>
+      </w:r>
+    </w:p>
+    <w:p>
+      <w:pPr>
+        <w:pStyle w:val="Akapitzlist"/>
+        <w:numPr>
+          <w:ilvl w:val="2"/>
+          <w:numId w:val="1"/>
+        </w:numPr>
+      </w:pPr>
+      <w:r>
+        <w:t xml:space="preserve">System wyświetla komunikat o poprawnym przyjęciu dostawy. </w:t>
+      </w:r>
+    </w:p>
+    <w:p>
+      <w:pPr>
+        <w:pStyle w:val="Akapitzlist"/>
+        <w:numPr>
+          <w:ilvl w:val="1"/>
+          <w:numId w:val="1"/>
+        </w:numPr>
+        <w:rPr>
+          <w:b/>
+          <w:bCs/>
+        </w:rPr>
+      </w:pPr>
+      <w:r>
+        <w:rPr>
+          <w:b/>
+          <w:bCs/>
+        </w:rPr>
+        <w:t>Alternatywne ciągi zdarzeń</w:t>
+      </w:r>
+    </w:p>
+    <w:p>
+      <w:pPr>
+        <w:pStyle w:val="Akapitzlist"/>
+        <w:numPr>
+          <w:ilvl w:val="2"/>
+          <w:numId w:val="1"/>
+        </w:numPr>
+        <w:rPr>
+          <w:b/>
+          <w:bCs/>
+        </w:rPr>
+      </w:pPr>
+      <w:r>
+        <w:rPr>
+          <w:b/>
+          <w:bCs/>
+        </w:rPr>
+        <w:t>System stwierdza niekompletność lub niepoprawność danych</w:t>
+      </w:r>
+    </w:p>
+    <w:p>
+      <w:pPr>
+        <w:pStyle w:val="Akapitzlist"/>
+        <w:numPr>
+          <w:ilvl w:val="3"/>
+          <w:numId w:val="1"/>
+        </w:numPr>
+      </w:pPr>
+      <w:r>
+        <w:lastRenderedPageBreak/>
+        <w:t xml:space="preserve">System wyświetla formularz ponownie, wskazując pola zawierające błędy. </w:t>
+      </w:r>
+    </w:p>
+    <w:p>
+      <w:pPr>
+        <w:pStyle w:val="Akapitzlist"/>
+        <w:numPr>
+          <w:ilvl w:val="3"/>
+          <w:numId w:val="1"/>
+        </w:numPr>
+      </w:pPr>
+      <w:r>
+        <w:t xml:space="preserve">Magazynier poprawia dane i ponownie zatwierdza przyjęcie dostawy. </w:t>
+      </w:r>
+    </w:p>
+    <w:p>
+      <w:pPr>
+        <w:pStyle w:val="Akapitzlist"/>
+        <w:numPr>
+          <w:ilvl w:val="2"/>
+          <w:numId w:val="1"/>
+        </w:numPr>
+        <w:rPr>
+          <w:b/>
+          <w:bCs/>
+        </w:rPr>
+      </w:pPr>
+      <w:r>
+        <w:rPr>
+          <w:b/>
+          <w:bCs/>
+        </w:rPr>
+        <w:t>Magazynier rezygnuje z obsługi dostawy</w:t>
+      </w:r>
+    </w:p>
+    <w:p>
+      <w:pPr>
+        <w:pStyle w:val="Akapitzlist"/>
+        <w:numPr>
+          <w:ilvl w:val="3"/>
+          <w:numId w:val="1"/>
+        </w:numPr>
+      </w:pPr>
+      <w:r>
+        <w:t xml:space="preserve">Magazynier wybiera opcję anulowania operacji. </w:t>
+      </w:r>
+    </w:p>
+    <w:p>
+      <w:pPr>
+        <w:pStyle w:val="Akapitzlist"/>
+        <w:numPr>
+          <w:ilvl w:val="3"/>
+          <w:numId w:val="1"/>
+        </w:numPr>
+      </w:pPr>
+      <w:r>
+        <w:t xml:space="preserve">System przerywa proces i wraca do poprzedniego widoku bez zapisania zmian. </w:t>
+      </w:r>
+    </w:p>
+    <w:p>
+      <w:pPr>
+        <w:pStyle w:val="Akapitzlist"/>
+        <w:numPr>
+          <w:ilvl w:val="2"/>
+          <w:numId w:val="1"/>
+        </w:numPr>
+      </w:pPr>
+      <w:r>
+        <w:rPr>
+          <w:b/>
+          <w:bCs/>
+        </w:rPr>
+        <w:t xml:space="preserve">Dostawa jest niezgodna z zamówieniem </w:t>
+      </w:r>
       <w:r>
         <w:rPr>
           <w:b/>
@@ -2416,1272 +3641,7 @@
           <w:i/>
           <w:iCs/>
         </w:rPr>
-        <w:t>extend</w:t>
-      </w:r>
-      <w:proofErr w:type="spellEnd"/>
-      <w:r>
-        <w:rPr>
-          <w:b/>
-          <w:bCs/>
-          <w:i/>
-          <w:iCs/>
-        </w:rPr>
-        <w:t>&gt;&gt;)</w:t>
-      </w:r>
-    </w:p>
-    <w:p>
-      <w:pPr>
-        <w:pStyle w:val="Akapitzlist"/>
-        <w:numPr>
-          <w:ilvl w:val="3"/>
-          <w:numId w:val="1"/>
-        </w:numPr>
-      </w:pPr>
-      <w:r>
-        <w:t xml:space="preserve">Po zapisaniu zamówienia system nadaje mu status „oczekujące na zatwierdzenie”. </w:t>
-      </w:r>
-    </w:p>
-    <w:p>
-      <w:pPr>
-        <w:pStyle w:val="Akapitzlist"/>
-        <w:numPr>
-          <w:ilvl w:val="3"/>
-          <w:numId w:val="1"/>
-        </w:numPr>
-      </w:pPr>
-      <w:r>
-        <w:t>System informuje magazyniera, że zamówienie zostało przekazane do akceptacji kierownika.</w:t>
-      </w:r>
-    </w:p>
-    <w:p>
-      <w:pPr>
-        <w:pStyle w:val="Akapitzlist"/>
-        <w:numPr>
-          <w:ilvl w:val="1"/>
-          <w:numId w:val="1"/>
-        </w:numPr>
-      </w:pPr>
-      <w:r>
-        <w:t>Zależności czasowe</w:t>
-      </w:r>
-    </w:p>
-    <w:p>
-      <w:pPr>
-        <w:pStyle w:val="Akapitzlist"/>
-        <w:numPr>
-          <w:ilvl w:val="2"/>
-          <w:numId w:val="1"/>
-        </w:numPr>
-      </w:pPr>
-      <w:r>
-        <w:t>częstotliwość wykonania:</w:t>
-      </w:r>
-    </w:p>
-    <w:p>
-      <w:pPr>
-        <w:pStyle w:val="Akapitzlist"/>
-        <w:numPr>
-          <w:ilvl w:val="3"/>
-          <w:numId w:val="1"/>
-        </w:numPr>
-      </w:pPr>
-      <w:r>
-        <w:t>zależna od liczby braków magazynowych i bieżących potrzeb serwisu, średnio od kilku do kilkunastu razy w tygodniu</w:t>
-      </w:r>
-      <w:r>
-        <w:t>,</w:t>
-      </w:r>
-    </w:p>
-    <w:p>
-      <w:pPr>
-        <w:pStyle w:val="Akapitzlist"/>
-        <w:numPr>
-          <w:ilvl w:val="2"/>
-          <w:numId w:val="1"/>
-        </w:numPr>
-      </w:pPr>
-      <w:r>
-        <w:t>przewidywane spiętrzenia:</w:t>
-      </w:r>
-    </w:p>
-    <w:p>
-      <w:pPr>
-        <w:pStyle w:val="Akapitzlist"/>
-        <w:numPr>
-          <w:ilvl w:val="3"/>
-          <w:numId w:val="1"/>
-        </w:numPr>
-      </w:pPr>
-      <w:r>
-        <w:t>w okresach zwiększonej liczby napraw sprzętu, np. po weekendach, po dłuższych świętach lub w czasie wzmożonego ruchu w serwisie</w:t>
-      </w:r>
-      <w:r>
-        <w:t>,</w:t>
-      </w:r>
-    </w:p>
-    <w:p>
-      <w:pPr>
-        <w:pStyle w:val="Akapitzlist"/>
-        <w:numPr>
-          <w:ilvl w:val="2"/>
-          <w:numId w:val="1"/>
-        </w:numPr>
-      </w:pPr>
-      <w:r>
-        <w:t>typowy czas realizacji:</w:t>
-      </w:r>
-    </w:p>
-    <w:p>
-      <w:pPr>
-        <w:pStyle w:val="Akapitzlist"/>
-        <w:numPr>
-          <w:ilvl w:val="3"/>
-          <w:numId w:val="1"/>
-        </w:numPr>
-      </w:pPr>
-      <w:r>
-        <w:t>około 1–3 minuty</w:t>
-      </w:r>
-      <w:r>
-        <w:t>,</w:t>
-      </w:r>
-    </w:p>
-    <w:p>
-      <w:pPr>
-        <w:pStyle w:val="Akapitzlist"/>
-        <w:numPr>
-          <w:ilvl w:val="2"/>
-          <w:numId w:val="1"/>
-        </w:numPr>
-      </w:pPr>
-      <w:r>
-        <w:t>maksymalny czas realizacji:</w:t>
-      </w:r>
-    </w:p>
-    <w:p>
-      <w:pPr>
-        <w:pStyle w:val="Akapitzlist"/>
-        <w:numPr>
-          <w:ilvl w:val="3"/>
-          <w:numId w:val="1"/>
-        </w:numPr>
-      </w:pPr>
-      <w:r>
-        <w:t>nieokreślony; zależny od kompletności danych oraz dostępności informacji o części i dostawcy</w:t>
-      </w:r>
-      <w:r>
-        <w:t>,</w:t>
-      </w:r>
-    </w:p>
-    <w:p>
-      <w:pPr>
-        <w:pStyle w:val="Akapitzlist"/>
-        <w:numPr>
-          <w:ilvl w:val="1"/>
-          <w:numId w:val="1"/>
-        </w:numPr>
-      </w:pPr>
-      <w:r>
-        <w:t>Wartości uzyskiwane przez aktora po zakończeniu przypadku użycia</w:t>
-      </w:r>
-    </w:p>
-    <w:p>
-      <w:pPr>
-        <w:pStyle w:val="Akapitzlist"/>
-        <w:numPr>
-          <w:ilvl w:val="2"/>
-          <w:numId w:val="1"/>
-        </w:numPr>
-      </w:pPr>
-      <w:r>
-        <w:t>Utworzenie nowego zamówienia na brakującą część.</w:t>
-      </w:r>
-    </w:p>
-    <w:p>
-      <w:pPr>
-        <w:pStyle w:val="Akapitzlist"/>
-        <w:numPr>
-          <w:ilvl w:val="2"/>
-          <w:numId w:val="1"/>
-        </w:numPr>
-      </w:pPr>
-      <w:r>
-        <w:t>Zarejestrowanie zamówienia w systemie wraz z jego numerem i statusem.</w:t>
-      </w:r>
-    </w:p>
-    <w:p>
-      <w:pPr>
-        <w:pStyle w:val="Akapitzlist"/>
-        <w:numPr>
-          <w:ilvl w:val="2"/>
-          <w:numId w:val="1"/>
-        </w:numPr>
-      </w:pPr>
-      <w:r>
-        <w:t>Możliwość przekazania zamówienia do dalszej obsługi, w szczególności do zatwierdzenia i realizacji.</w:t>
-      </w:r>
-    </w:p>
-    <w:p>
-      <w:pPr>
-        <w:pStyle w:val="Akapitzlist"/>
-        <w:numPr>
-          <w:ilvl w:val="0"/>
-          <w:numId w:val="1"/>
-        </w:numPr>
-        <w:rPr>
-          <w:b/>
-          <w:bCs/>
-        </w:rPr>
-      </w:pPr>
-      <w:r>
-        <w:rPr>
-          <w:b/>
-          <w:bCs/>
-        </w:rPr>
-        <w:t>Opis przypadku użycia „Wyszukiwanie części”</w:t>
-      </w:r>
-    </w:p>
-    <w:p>
-      <w:pPr>
-        <w:pStyle w:val="Akapitzlist"/>
-        <w:numPr>
-          <w:ilvl w:val="1"/>
-          <w:numId w:val="1"/>
-        </w:numPr>
-        <w:rPr>
-          <w:b/>
-          <w:bCs/>
-        </w:rPr>
-      </w:pPr>
-      <w:r>
-        <w:rPr>
-          <w:b/>
-          <w:bCs/>
-        </w:rPr>
-        <w:t>Uczestniczący aktorzy</w:t>
-      </w:r>
-    </w:p>
-    <w:p>
-      <w:pPr>
-        <w:pStyle w:val="Akapitzlist"/>
-        <w:numPr>
-          <w:ilvl w:val="2"/>
-          <w:numId w:val="1"/>
-        </w:numPr>
-      </w:pPr>
-      <w:r>
-        <w:t xml:space="preserve">Pracownik serwisu </w:t>
-      </w:r>
-    </w:p>
-    <w:p>
-      <w:pPr>
-        <w:pStyle w:val="Akapitzlist"/>
-        <w:numPr>
-          <w:ilvl w:val="1"/>
-          <w:numId w:val="1"/>
-        </w:numPr>
-        <w:rPr>
-          <w:b/>
-          <w:bCs/>
-        </w:rPr>
-      </w:pPr>
-      <w:r>
-        <w:rPr>
-          <w:b/>
-          <w:bCs/>
-        </w:rPr>
-        <w:lastRenderedPageBreak/>
-        <w:t>Podstawowy ciąg zdarzeń</w:t>
-      </w:r>
-    </w:p>
-    <w:p>
-      <w:pPr>
-        <w:pStyle w:val="Akapitzlist"/>
-        <w:numPr>
-          <w:ilvl w:val="2"/>
-          <w:numId w:val="1"/>
-        </w:numPr>
-      </w:pPr>
-      <w:r>
-        <w:t xml:space="preserve">System wyświetla interfejs wyszukiwania części, zawierający pola filtrów: </w:t>
-      </w:r>
-    </w:p>
-    <w:p>
-      <w:pPr>
-        <w:pStyle w:val="Akapitzlist"/>
-        <w:numPr>
-          <w:ilvl w:val="3"/>
-          <w:numId w:val="1"/>
-        </w:numPr>
-      </w:pPr>
-      <w:r>
-        <w:t xml:space="preserve">nazwa części lub numer katalogowy, </w:t>
-      </w:r>
-    </w:p>
-    <w:p>
-      <w:pPr>
-        <w:pStyle w:val="Akapitzlist"/>
-        <w:numPr>
-          <w:ilvl w:val="3"/>
-          <w:numId w:val="1"/>
-        </w:numPr>
-      </w:pPr>
-      <w:r>
-        <w:t xml:space="preserve">kategoria (np. dyski, pamięci RAM, płyty główne), </w:t>
-      </w:r>
-    </w:p>
-    <w:p>
-      <w:pPr>
-        <w:pStyle w:val="Akapitzlist"/>
-        <w:numPr>
-          <w:ilvl w:val="3"/>
-          <w:numId w:val="1"/>
-        </w:numPr>
-      </w:pPr>
-      <w:r>
-        <w:t xml:space="preserve">status dostępności (wszystkie, dostępne, brak na stanie). </w:t>
-      </w:r>
-    </w:p>
-    <w:p>
-      <w:pPr>
-        <w:pStyle w:val="Akapitzlist"/>
-        <w:numPr>
-          <w:ilvl w:val="2"/>
-          <w:numId w:val="1"/>
-        </w:numPr>
-      </w:pPr>
-      <w:r>
-        <w:t xml:space="preserve">Pracownik serwisu wprowadza wybrane kryteria wyszukiwania. </w:t>
-      </w:r>
-    </w:p>
-    <w:p>
-      <w:pPr>
-        <w:pStyle w:val="Akapitzlist"/>
-        <w:numPr>
-          <w:ilvl w:val="2"/>
-          <w:numId w:val="1"/>
-        </w:numPr>
-      </w:pPr>
-      <w:r>
-        <w:t xml:space="preserve">Pracownik serwisu zatwierdza operację przyciskiem „Szukaj”. </w:t>
-      </w:r>
-    </w:p>
-    <w:p>
-      <w:pPr>
-        <w:pStyle w:val="Akapitzlist"/>
-        <w:numPr>
-          <w:ilvl w:val="2"/>
-          <w:numId w:val="1"/>
-        </w:numPr>
-      </w:pPr>
-      <w:r>
-        <w:t xml:space="preserve">System weryfikuje poprawność wprowadzonych danych. </w:t>
-      </w:r>
-    </w:p>
-    <w:p>
-      <w:pPr>
-        <w:pStyle w:val="Akapitzlist"/>
-        <w:numPr>
-          <w:ilvl w:val="2"/>
-          <w:numId w:val="1"/>
-        </w:numPr>
-      </w:pPr>
-      <w:r>
-        <w:t xml:space="preserve">System przeszukuje bazę danych i wyświetla listę części spełniających podane kryteria. </w:t>
-      </w:r>
-    </w:p>
-    <w:p>
-      <w:pPr>
-        <w:pStyle w:val="Akapitzlist"/>
-        <w:numPr>
-          <w:ilvl w:val="2"/>
-          <w:numId w:val="1"/>
-        </w:numPr>
-      </w:pPr>
-      <w:r>
-        <w:t xml:space="preserve">System prezentuje wyniki w formie tabeli zawierającej: </w:t>
-      </w:r>
-    </w:p>
-    <w:p>
-      <w:pPr>
-        <w:pStyle w:val="Akapitzlist"/>
-        <w:numPr>
-          <w:ilvl w:val="3"/>
-          <w:numId w:val="1"/>
-        </w:numPr>
-      </w:pPr>
-      <w:r>
-        <w:t xml:space="preserve">nazwę części i numer katalogowy, </w:t>
-      </w:r>
-    </w:p>
-    <w:p>
-      <w:pPr>
-        <w:pStyle w:val="Akapitzlist"/>
-        <w:numPr>
-          <w:ilvl w:val="3"/>
-          <w:numId w:val="1"/>
-        </w:numPr>
-      </w:pPr>
-      <w:r>
-        <w:t xml:space="preserve">aktualny stan magazynowy, </w:t>
-      </w:r>
-    </w:p>
-    <w:p>
-      <w:pPr>
-        <w:pStyle w:val="Akapitzlist"/>
-        <w:numPr>
-          <w:ilvl w:val="3"/>
-          <w:numId w:val="1"/>
-        </w:numPr>
-      </w:pPr>
-      <w:r>
-        <w:t xml:space="preserve">cenę. </w:t>
-      </w:r>
-    </w:p>
-    <w:p>
-      <w:pPr>
-        <w:pStyle w:val="Akapitzlist"/>
-        <w:numPr>
-          <w:ilvl w:val="2"/>
-          <w:numId w:val="1"/>
-        </w:numPr>
-      </w:pPr>
-      <w:r>
-        <w:t xml:space="preserve">Pracownik serwisu wybiera interesującą go pozycję z listy. </w:t>
-      </w:r>
-    </w:p>
-    <w:p>
-      <w:pPr>
-        <w:pStyle w:val="Akapitzlist"/>
-        <w:numPr>
-          <w:ilvl w:val="2"/>
-          <w:numId w:val="1"/>
-        </w:numPr>
-      </w:pPr>
-      <w:r>
-        <w:t xml:space="preserve">System wyświetla szczegółowe informacje o wybranej części, takie jak parametry techniczne oraz historia jej wykorzystania. </w:t>
-      </w:r>
-    </w:p>
-    <w:p>
-      <w:pPr>
-        <w:pStyle w:val="Akapitzlist"/>
-        <w:numPr>
-          <w:ilvl w:val="1"/>
-          <w:numId w:val="1"/>
-        </w:numPr>
-        <w:rPr>
-          <w:b/>
-          <w:bCs/>
-        </w:rPr>
-      </w:pPr>
-      <w:r>
-        <w:rPr>
-          <w:b/>
-          <w:bCs/>
-        </w:rPr>
-        <w:t>Alternatywne ciągi zdarzeń</w:t>
-      </w:r>
-    </w:p>
-    <w:p>
-      <w:pPr>
-        <w:pStyle w:val="Akapitzlist"/>
-        <w:numPr>
-          <w:ilvl w:val="2"/>
-          <w:numId w:val="1"/>
-        </w:numPr>
-        <w:rPr>
-          <w:b/>
-          <w:bCs/>
-        </w:rPr>
-      </w:pPr>
-      <w:r>
-        <w:rPr>
-          <w:b/>
-          <w:bCs/>
-        </w:rPr>
-        <w:t>Brak wyników wyszukiwania</w:t>
-      </w:r>
-    </w:p>
-    <w:p>
-      <w:pPr>
-        <w:pStyle w:val="Akapitzlist"/>
-        <w:numPr>
-          <w:ilvl w:val="3"/>
-          <w:numId w:val="1"/>
-        </w:numPr>
-      </w:pPr>
-      <w:r>
-        <w:t xml:space="preserve">System informuje użytkownika o braku części spełniających podane kryteria. </w:t>
-      </w:r>
-    </w:p>
-    <w:p>
-      <w:pPr>
-        <w:pStyle w:val="Akapitzlist"/>
-        <w:numPr>
-          <w:ilvl w:val="3"/>
-          <w:numId w:val="1"/>
-        </w:numPr>
-      </w:pPr>
-      <w:r>
-        <w:t xml:space="preserve">System sugeruje zmianę parametrów wyszukiwania. </w:t>
-      </w:r>
-    </w:p>
-    <w:p>
-      <w:pPr>
-        <w:pStyle w:val="Akapitzlist"/>
-        <w:numPr>
-          <w:ilvl w:val="3"/>
-          <w:numId w:val="1"/>
-        </w:numPr>
-      </w:pPr>
-      <w:r>
-        <w:t xml:space="preserve">Pracownik serwisu może zmodyfikować kryteria lub zakończyć proces. </w:t>
-      </w:r>
-    </w:p>
-    <w:p>
-      <w:pPr>
-        <w:pStyle w:val="Akapitzlist"/>
-        <w:numPr>
-          <w:ilvl w:val="2"/>
-          <w:numId w:val="1"/>
-        </w:numPr>
-        <w:rPr>
-          <w:b/>
-          <w:bCs/>
-        </w:rPr>
-      </w:pPr>
-      <w:r>
-        <w:rPr>
-          <w:b/>
-          <w:bCs/>
-        </w:rPr>
-        <w:t>Niepoprawne dane wejściowe</w:t>
-      </w:r>
-    </w:p>
-    <w:p>
-      <w:pPr>
-        <w:pStyle w:val="Akapitzlist"/>
-        <w:numPr>
-          <w:ilvl w:val="3"/>
-          <w:numId w:val="1"/>
-        </w:numPr>
-      </w:pPr>
-      <w:r>
-        <w:t xml:space="preserve">System wyświetla komunikat o błędzie (np. niedozwolone znaki lub zbyt krótka fraza). </w:t>
-      </w:r>
-    </w:p>
-    <w:p>
-      <w:pPr>
-        <w:pStyle w:val="Akapitzlist"/>
-        <w:numPr>
-          <w:ilvl w:val="3"/>
-          <w:numId w:val="1"/>
-        </w:numPr>
-      </w:pPr>
-      <w:r>
-        <w:t xml:space="preserve">Pracownik serwisu poprawia dane i ponownie uruchamia wyszukiwanie. </w:t>
-      </w:r>
-    </w:p>
-    <w:p>
-      <w:pPr>
-        <w:pStyle w:val="Akapitzlist"/>
-        <w:numPr>
-          <w:ilvl w:val="1"/>
-          <w:numId w:val="1"/>
-        </w:numPr>
-        <w:rPr>
-          <w:b/>
-          <w:bCs/>
-        </w:rPr>
-      </w:pPr>
-      <w:r>
-        <w:rPr>
-          <w:b/>
-          <w:bCs/>
-        </w:rPr>
-        <w:t>Zależności czasowe</w:t>
-      </w:r>
-    </w:p>
-    <w:p>
-      <w:pPr>
-        <w:pStyle w:val="Akapitzlist"/>
-        <w:numPr>
-          <w:ilvl w:val="2"/>
-          <w:numId w:val="1"/>
-        </w:numPr>
-        <w:rPr>
-          <w:b/>
-          <w:bCs/>
-        </w:rPr>
-      </w:pPr>
-      <w:r>
-        <w:rPr>
-          <w:b/>
-          <w:bCs/>
-        </w:rPr>
-        <w:t>Częstotliwość wykonania</w:t>
-      </w:r>
-    </w:p>
-    <w:p>
-      <w:pPr>
-        <w:pStyle w:val="Akapitzlist"/>
-        <w:numPr>
-          <w:ilvl w:val="3"/>
-          <w:numId w:val="1"/>
-        </w:numPr>
-      </w:pPr>
-      <w:r>
-        <w:t>Bardzo wysoka; wielokrotnie w ciągu dnia podczas realizacji zleceń i obsługi napraw.</w:t>
-      </w:r>
-    </w:p>
-    <w:p>
-      <w:pPr>
-        <w:pStyle w:val="Akapitzlist"/>
-        <w:numPr>
-          <w:ilvl w:val="2"/>
-          <w:numId w:val="1"/>
-        </w:numPr>
-        <w:rPr>
-          <w:b/>
-          <w:bCs/>
-        </w:rPr>
-      </w:pPr>
-      <w:r>
-        <w:rPr>
-          <w:b/>
-          <w:bCs/>
-        </w:rPr>
-        <w:t>Przewidywane spiętrzenia</w:t>
-      </w:r>
-    </w:p>
-    <w:p>
-      <w:pPr>
-        <w:pStyle w:val="Akapitzlist"/>
-        <w:numPr>
-          <w:ilvl w:val="3"/>
-          <w:numId w:val="1"/>
-        </w:numPr>
-      </w:pPr>
-      <w:r>
-        <w:t>W godzinach rozpoczęcia pracy serwisu oraz przy większej liczbie zleceń.</w:t>
-      </w:r>
-    </w:p>
-    <w:p>
-      <w:pPr>
-        <w:pStyle w:val="Akapitzlist"/>
-        <w:numPr>
-          <w:ilvl w:val="2"/>
-          <w:numId w:val="1"/>
-        </w:numPr>
-        <w:rPr>
-          <w:b/>
-          <w:bCs/>
-        </w:rPr>
-      </w:pPr>
-      <w:r>
-        <w:rPr>
-          <w:b/>
-          <w:bCs/>
-        </w:rPr>
-        <w:t>Typowy czas realizacji</w:t>
-      </w:r>
-    </w:p>
-    <w:p>
-      <w:pPr>
-        <w:pStyle w:val="Akapitzlist"/>
-        <w:numPr>
-          <w:ilvl w:val="3"/>
-          <w:numId w:val="1"/>
-        </w:numPr>
-      </w:pPr>
-      <w:r>
-        <w:t>Od kilku do kilkunastu sekund, w zależności od liczby rekordów i zastosowanych filtrów.</w:t>
-      </w:r>
-    </w:p>
-    <w:p>
-      <w:pPr>
-        <w:pStyle w:val="Akapitzlist"/>
-        <w:numPr>
-          <w:ilvl w:val="2"/>
-          <w:numId w:val="1"/>
-        </w:numPr>
-        <w:rPr>
-          <w:b/>
-          <w:bCs/>
-        </w:rPr>
-      </w:pPr>
-      <w:r>
-        <w:rPr>
-          <w:b/>
-          <w:bCs/>
-        </w:rPr>
-        <w:t>Maksymalny czas realizacji</w:t>
-      </w:r>
-    </w:p>
-    <w:p>
-      <w:pPr>
-        <w:pStyle w:val="Akapitzlist"/>
-        <w:numPr>
-          <w:ilvl w:val="3"/>
-          <w:numId w:val="1"/>
-        </w:numPr>
-      </w:pPr>
-      <w:r>
-        <w:lastRenderedPageBreak/>
-        <w:t>Zależny od wydajności systemu i wielkości bazy danych; zazwyczaj nie przekracza 1 minuty.</w:t>
-      </w:r>
-    </w:p>
-    <w:p>
-      <w:pPr>
-        <w:pStyle w:val="Akapitzlist"/>
-        <w:numPr>
-          <w:ilvl w:val="1"/>
-          <w:numId w:val="1"/>
-        </w:numPr>
-        <w:rPr>
-          <w:b/>
-          <w:bCs/>
-        </w:rPr>
-      </w:pPr>
-      <w:r>
-        <w:rPr>
-          <w:b/>
-          <w:bCs/>
-        </w:rPr>
-        <w:t>Wartości uzyskiwane przez aktora po zakończeniu przypadku użycia</w:t>
-      </w:r>
-    </w:p>
-    <w:p>
-      <w:pPr>
-        <w:pStyle w:val="Akapitzlist"/>
-        <w:numPr>
-          <w:ilvl w:val="2"/>
-          <w:numId w:val="1"/>
-        </w:numPr>
-      </w:pPr>
-      <w:r>
-        <w:t xml:space="preserve">Uzyskanie informacji o dostępności i parametrach wybranej części. </w:t>
-      </w:r>
-    </w:p>
-    <w:p>
-      <w:pPr>
-        <w:pStyle w:val="Akapitzlist"/>
-        <w:numPr>
-          <w:ilvl w:val="2"/>
-          <w:numId w:val="1"/>
-        </w:numPr>
-      </w:pPr>
-      <w:r>
-        <w:t xml:space="preserve">Możliwość przejścia do dalszych operacji, takich jak przypisanie części do naprawy lub zgłoszenie zapotrzebowania. </w:t>
-      </w:r>
-    </w:p>
-    <w:p>
-      <w:pPr>
-        <w:pStyle w:val="Akapitzlist"/>
-        <w:numPr>
-          <w:ilvl w:val="2"/>
-          <w:numId w:val="1"/>
-        </w:numPr>
-      </w:pPr>
-      <w:r>
-        <w:t xml:space="preserve">Skrócenie czasu wyszukiwania informacji w porównaniu z ręczną ewidencją. </w:t>
-      </w:r>
-    </w:p>
-    <w:p>
-      <w:pPr>
-        <w:pStyle w:val="Akapitzlist"/>
-        <w:numPr>
-          <w:ilvl w:val="0"/>
-          <w:numId w:val="1"/>
-        </w:numPr>
-        <w:rPr>
-          <w:b/>
-          <w:bCs/>
-        </w:rPr>
-      </w:pPr>
-      <w:r>
-        <w:rPr>
-          <w:b/>
-          <w:bCs/>
-        </w:rPr>
-        <w:t>Opis przypadku użycia „Obsługa dostawy”</w:t>
-      </w:r>
-      <w:r>
-        <w:rPr>
-          <w:b/>
-          <w:bCs/>
-        </w:rPr>
-        <w:t>:</w:t>
-      </w:r>
-    </w:p>
-    <w:p>
-      <w:pPr>
-        <w:pStyle w:val="Akapitzlist"/>
-        <w:numPr>
-          <w:ilvl w:val="1"/>
-          <w:numId w:val="1"/>
-        </w:numPr>
-        <w:rPr>
-          <w:b/>
-          <w:bCs/>
-        </w:rPr>
-      </w:pPr>
-      <w:r>
-        <w:rPr>
-          <w:b/>
-          <w:bCs/>
-        </w:rPr>
-        <w:t>Uczestniczący aktorzy</w:t>
-      </w:r>
-    </w:p>
-    <w:p>
-      <w:pPr>
-        <w:pStyle w:val="Akapitzlist"/>
-        <w:numPr>
-          <w:ilvl w:val="2"/>
-          <w:numId w:val="1"/>
-        </w:numPr>
-      </w:pPr>
-      <w:r>
-        <w:t xml:space="preserve">Magazynier </w:t>
-      </w:r>
-    </w:p>
-    <w:p>
-      <w:pPr>
-        <w:pStyle w:val="Akapitzlist"/>
-        <w:numPr>
-          <w:ilvl w:val="1"/>
-          <w:numId w:val="1"/>
-        </w:numPr>
-        <w:rPr>
-          <w:b/>
-          <w:bCs/>
-        </w:rPr>
-      </w:pPr>
-      <w:r>
-        <w:rPr>
-          <w:b/>
-          <w:bCs/>
-        </w:rPr>
-        <w:t>Podstawowy ciąg zdarzeń</w:t>
-      </w:r>
-    </w:p>
-    <w:p>
-      <w:pPr>
-        <w:pStyle w:val="Akapitzlist"/>
-        <w:numPr>
-          <w:ilvl w:val="2"/>
-          <w:numId w:val="1"/>
-        </w:numPr>
-      </w:pPr>
-      <w:r>
-        <w:t xml:space="preserve">System wyświetla formularz umożliwiający obsługę przyjęcia dostawy, zawierający: </w:t>
-      </w:r>
-    </w:p>
-    <w:p>
-      <w:pPr>
-        <w:pStyle w:val="Akapitzlist"/>
-        <w:numPr>
-          <w:ilvl w:val="3"/>
-          <w:numId w:val="1"/>
-        </w:numPr>
-      </w:pPr>
-      <w:r>
-        <w:t xml:space="preserve">numer zamówienia, </w:t>
-      </w:r>
-    </w:p>
-    <w:p>
-      <w:pPr>
-        <w:pStyle w:val="Akapitzlist"/>
-        <w:numPr>
-          <w:ilvl w:val="3"/>
-          <w:numId w:val="1"/>
-        </w:numPr>
-      </w:pPr>
-      <w:r>
-        <w:t xml:space="preserve">dane dostawcy, </w:t>
-      </w:r>
-    </w:p>
-    <w:p>
-      <w:pPr>
-        <w:pStyle w:val="Akapitzlist"/>
-        <w:numPr>
-          <w:ilvl w:val="3"/>
-          <w:numId w:val="1"/>
-        </w:numPr>
-      </w:pPr>
-      <w:r>
-        <w:t xml:space="preserve">listę zamówionych części, </w:t>
-      </w:r>
-    </w:p>
-    <w:p>
-      <w:pPr>
-        <w:pStyle w:val="Akapitzlist"/>
-        <w:numPr>
-          <w:ilvl w:val="3"/>
-          <w:numId w:val="1"/>
-        </w:numPr>
-      </w:pPr>
-      <w:r>
-        <w:t xml:space="preserve">ilość zamówioną, </w:t>
-      </w:r>
-    </w:p>
-    <w:p>
-      <w:pPr>
-        <w:pStyle w:val="Akapitzlist"/>
-        <w:numPr>
-          <w:ilvl w:val="3"/>
-          <w:numId w:val="1"/>
-        </w:numPr>
-      </w:pPr>
-      <w:r>
-        <w:t xml:space="preserve">ilość dostarczoną, </w:t>
-      </w:r>
-    </w:p>
-    <w:p>
-      <w:pPr>
-        <w:pStyle w:val="Akapitzlist"/>
-        <w:numPr>
-          <w:ilvl w:val="3"/>
-          <w:numId w:val="1"/>
-        </w:numPr>
-      </w:pPr>
-      <w:r>
-        <w:t xml:space="preserve">datę dostawy, </w:t>
-      </w:r>
-    </w:p>
-    <w:p>
-      <w:pPr>
-        <w:pStyle w:val="Akapitzlist"/>
-        <w:numPr>
-          <w:ilvl w:val="3"/>
-          <w:numId w:val="1"/>
-        </w:numPr>
-      </w:pPr>
-      <w:r>
-        <w:t xml:space="preserve">pole uwag. </w:t>
-      </w:r>
-    </w:p>
-    <w:p>
-      <w:pPr>
-        <w:pStyle w:val="Akapitzlist"/>
-        <w:numPr>
-          <w:ilvl w:val="2"/>
-          <w:numId w:val="1"/>
-        </w:numPr>
-      </w:pPr>
-      <w:r>
-        <w:t xml:space="preserve">Magazynier wybiera zamówienie, dla którego została dostarczona przesyłka. </w:t>
-      </w:r>
-    </w:p>
-    <w:p>
-      <w:pPr>
-        <w:pStyle w:val="Akapitzlist"/>
-        <w:numPr>
-          <w:ilvl w:val="2"/>
-          <w:numId w:val="1"/>
-        </w:numPr>
-      </w:pPr>
-      <w:r>
-        <w:t xml:space="preserve">System wyświetla szczegóły wybranego zamówienia. </w:t>
-      </w:r>
-    </w:p>
-    <w:p>
-      <w:pPr>
-        <w:pStyle w:val="Akapitzlist"/>
-        <w:numPr>
-          <w:ilvl w:val="2"/>
-          <w:numId w:val="1"/>
-        </w:numPr>
-      </w:pPr>
-      <w:r>
-        <w:t xml:space="preserve">Magazynier porównuje dostarczone części z danymi zapisanymi w zamówieniu. </w:t>
-      </w:r>
-    </w:p>
-    <w:p>
-      <w:pPr>
-        <w:pStyle w:val="Akapitzlist"/>
-        <w:numPr>
-          <w:ilvl w:val="2"/>
-          <w:numId w:val="1"/>
-        </w:numPr>
-      </w:pPr>
-      <w:r>
-        <w:t xml:space="preserve">Magazynier wprowadza rzeczywiście dostarczone ilości części. </w:t>
-      </w:r>
-    </w:p>
-    <w:p>
-      <w:pPr>
-        <w:pStyle w:val="Akapitzlist"/>
-        <w:numPr>
-          <w:ilvl w:val="2"/>
-          <w:numId w:val="1"/>
-        </w:numPr>
-      </w:pPr>
-      <w:r>
-        <w:t xml:space="preserve">Magazynier potwierdza przyjęcie dostawy przyciskiem „Zatwierdź przyjęcie”. </w:t>
-      </w:r>
-    </w:p>
-    <w:p>
-      <w:pPr>
-        <w:pStyle w:val="Akapitzlist"/>
-        <w:numPr>
-          <w:ilvl w:val="2"/>
-          <w:numId w:val="1"/>
-        </w:numPr>
-      </w:pPr>
-      <w:r>
-        <w:t xml:space="preserve">System weryfikuje poprawność i kompletność danych: </w:t>
-      </w:r>
-    </w:p>
-    <w:p>
-      <w:pPr>
-        <w:pStyle w:val="Akapitzlist"/>
-        <w:numPr>
-          <w:ilvl w:val="3"/>
-          <w:numId w:val="1"/>
-        </w:numPr>
-      </w:pPr>
-      <w:r>
-        <w:t xml:space="preserve">zamówienie musi istnieć w systemie, </w:t>
-      </w:r>
-    </w:p>
-    <w:p>
-      <w:pPr>
-        <w:pStyle w:val="Akapitzlist"/>
-        <w:numPr>
-          <w:ilvl w:val="3"/>
-          <w:numId w:val="1"/>
-        </w:numPr>
-      </w:pPr>
-      <w:r>
-        <w:t xml:space="preserve">dostarczona ilość nie może być mniejsza od zera, </w:t>
-      </w:r>
-    </w:p>
-    <w:p>
-      <w:pPr>
-        <w:pStyle w:val="Akapitzlist"/>
-        <w:numPr>
-          <w:ilvl w:val="3"/>
-          <w:numId w:val="1"/>
-        </w:numPr>
-      </w:pPr>
-      <w:r>
-        <w:t xml:space="preserve">data dostawy nie może być wcześniejsza niż data utworzenia zamówienia, </w:t>
-      </w:r>
-    </w:p>
-    <w:p>
-      <w:pPr>
-        <w:pStyle w:val="Akapitzlist"/>
-        <w:numPr>
-          <w:ilvl w:val="3"/>
-          <w:numId w:val="1"/>
-        </w:numPr>
-      </w:pPr>
-      <w:r>
-        <w:t xml:space="preserve">każda przyjęta część musi być powiązana z pozycją zamówienia. </w:t>
-      </w:r>
-    </w:p>
-    <w:p>
-      <w:pPr>
-        <w:pStyle w:val="Akapitzlist"/>
-        <w:numPr>
-          <w:ilvl w:val="2"/>
-          <w:numId w:val="1"/>
-        </w:numPr>
-      </w:pPr>
-      <w:r>
-        <w:t xml:space="preserve">System aktualizuje stany magazynowe dla przyjętych części. </w:t>
-      </w:r>
-    </w:p>
-    <w:p>
-      <w:pPr>
-        <w:pStyle w:val="Akapitzlist"/>
-        <w:numPr>
-          <w:ilvl w:val="2"/>
-          <w:numId w:val="1"/>
-        </w:numPr>
-      </w:pPr>
-      <w:r>
-        <w:t xml:space="preserve">System zmienia status zamówienia na „zrealizowane”. </w:t>
-      </w:r>
-    </w:p>
-    <w:p>
-      <w:pPr>
-        <w:pStyle w:val="Akapitzlist"/>
-        <w:numPr>
-          <w:ilvl w:val="2"/>
-          <w:numId w:val="1"/>
-        </w:numPr>
-      </w:pPr>
-      <w:r>
-        <w:t xml:space="preserve">System zapisuje informację o przyjęciu dostawy w bazie danych. </w:t>
-      </w:r>
-    </w:p>
-    <w:p>
-      <w:pPr>
-        <w:pStyle w:val="Akapitzlist"/>
-        <w:numPr>
-          <w:ilvl w:val="2"/>
-          <w:numId w:val="1"/>
-        </w:numPr>
-      </w:pPr>
-      <w:r>
-        <w:t xml:space="preserve">System wyświetla komunikat o poprawnym przyjęciu dostawy. </w:t>
-      </w:r>
-    </w:p>
-    <w:p>
-      <w:pPr>
-        <w:pStyle w:val="Akapitzlist"/>
-        <w:numPr>
-          <w:ilvl w:val="1"/>
-          <w:numId w:val="1"/>
-        </w:numPr>
-        <w:rPr>
-          <w:b/>
-          <w:bCs/>
-        </w:rPr>
-      </w:pPr>
-      <w:r>
-        <w:rPr>
-          <w:b/>
-          <w:bCs/>
-        </w:rPr>
-        <w:t>Alternatywne ciągi zdarzeń</w:t>
-      </w:r>
-    </w:p>
-    <w:p>
-      <w:pPr>
-        <w:pStyle w:val="Akapitzlist"/>
-        <w:numPr>
-          <w:ilvl w:val="2"/>
-          <w:numId w:val="1"/>
-        </w:numPr>
-        <w:rPr>
-          <w:b/>
-          <w:bCs/>
-        </w:rPr>
-      </w:pPr>
-      <w:r>
-        <w:rPr>
-          <w:b/>
-          <w:bCs/>
-        </w:rPr>
-        <w:t>System stwierdza niekompletność lub niepoprawność danych</w:t>
-      </w:r>
-    </w:p>
-    <w:p>
-      <w:pPr>
-        <w:pStyle w:val="Akapitzlist"/>
-        <w:numPr>
-          <w:ilvl w:val="3"/>
-          <w:numId w:val="1"/>
-        </w:numPr>
-      </w:pPr>
-      <w:r>
-        <w:lastRenderedPageBreak/>
-        <w:t xml:space="preserve">System wyświetla formularz ponownie, wskazując pola zawierające błędy. </w:t>
-      </w:r>
-    </w:p>
-    <w:p>
-      <w:pPr>
-        <w:pStyle w:val="Akapitzlist"/>
-        <w:numPr>
-          <w:ilvl w:val="3"/>
-          <w:numId w:val="1"/>
-        </w:numPr>
-      </w:pPr>
-      <w:r>
-        <w:t xml:space="preserve">Magazynier poprawia dane i ponownie zatwierdza przyjęcie dostawy. </w:t>
-      </w:r>
-    </w:p>
-    <w:p>
-      <w:pPr>
-        <w:pStyle w:val="Akapitzlist"/>
-        <w:numPr>
-          <w:ilvl w:val="2"/>
-          <w:numId w:val="1"/>
-        </w:numPr>
-        <w:rPr>
-          <w:b/>
-          <w:bCs/>
-        </w:rPr>
-      </w:pPr>
-      <w:r>
-        <w:rPr>
-          <w:b/>
-          <w:bCs/>
-        </w:rPr>
-        <w:t>Magazynier rezygnuje z obsługi dostawy</w:t>
-      </w:r>
-    </w:p>
-    <w:p>
-      <w:pPr>
-        <w:pStyle w:val="Akapitzlist"/>
-        <w:numPr>
-          <w:ilvl w:val="3"/>
-          <w:numId w:val="1"/>
-        </w:numPr>
-      </w:pPr>
-      <w:r>
-        <w:t xml:space="preserve">Magazynier wybiera opcję anulowania operacji. </w:t>
-      </w:r>
-    </w:p>
-    <w:p>
-      <w:pPr>
-        <w:pStyle w:val="Akapitzlist"/>
-        <w:numPr>
-          <w:ilvl w:val="3"/>
-          <w:numId w:val="1"/>
-        </w:numPr>
-      </w:pPr>
-      <w:r>
-        <w:t xml:space="preserve">System przerywa proces i wraca do poprzedniego widoku bez zapisania zmian. </w:t>
-      </w:r>
-    </w:p>
-    <w:p>
-      <w:pPr>
-        <w:pStyle w:val="Akapitzlist"/>
-        <w:numPr>
-          <w:ilvl w:val="2"/>
-          <w:numId w:val="1"/>
-        </w:numPr>
-      </w:pPr>
-      <w:r>
-        <w:rPr>
-          <w:b/>
-          <w:bCs/>
-        </w:rPr>
-        <w:t xml:space="preserve">Dostawa jest niezgodna z zamówieniem </w:t>
-      </w:r>
-      <w:r>
-        <w:rPr>
-          <w:b/>
-          <w:bCs/>
-          <w:i/>
-          <w:iCs/>
-        </w:rPr>
-        <w:t>(powiązanie z &lt;&lt;</w:t>
-      </w:r>
-      <w:proofErr w:type="spellStart"/>
-      <w:r>
-        <w:rPr>
-          <w:b/>
-          <w:bCs/>
-          <w:i/>
-          <w:iCs/>
-        </w:rPr>
-        <w:t>extend</w:t>
-      </w:r>
-      <w:proofErr w:type="spellEnd"/>
-      <w:r>
-        <w:rPr>
-          <w:b/>
-          <w:bCs/>
-          <w:i/>
-          <w:iCs/>
-        </w:rPr>
-        <w:t>&gt;&gt;: „Zgłoszenie niezgodności dostawy”)</w:t>
+        <w:t>(powiązanie z &lt;&lt;extend&gt;&gt;: „Zgłoszenie niezgodności dostawy”)</w:t>
       </w:r>
     </w:p>
     <w:p>
@@ -4992,7 +4952,678 @@
       </w:r>
     </w:p>
     <w:p/>
-    <w:p/>
+    <w:p>
+      <w:pPr>
+        <w:pStyle w:val="Akapitzlist"/>
+        <w:numPr>
+          <w:ilvl w:val="0"/>
+          <w:numId w:val="1"/>
+        </w:numPr>
+      </w:pPr>
+      <w:r>
+        <w:t>Diagram klas – identyfikacja obiektów, atrybutów i metod</w:t>
+      </w:r>
+      <w:r>
+        <w:t>:</w:t>
+      </w:r>
+    </w:p>
+    <w:p>
+      <w:pPr>
+        <w:pStyle w:val="Akapitzlist"/>
+        <w:numPr>
+          <w:ilvl w:val="1"/>
+          <w:numId w:val="1"/>
+        </w:numPr>
+      </w:pPr>
+      <w:r>
+        <w:t>K</w:t>
+      </w:r>
+      <w:r>
+        <w:rPr>
+          <w:b/>
+          <w:bCs/>
+        </w:rPr>
+        <w:t>lasa: CzęśćZamienna</w:t>
+      </w:r>
+      <w:r>
+        <w:t xml:space="preserve"> (odnosi się do elementów wpisanych w katalog) </w:t>
+      </w:r>
+    </w:p>
+    <w:p>
+      <w:pPr>
+        <w:pStyle w:val="Akapitzlist"/>
+        <w:numPr>
+          <w:ilvl w:val="2"/>
+          <w:numId w:val="1"/>
+        </w:numPr>
+      </w:pPr>
+      <w:r>
+        <w:rPr>
+          <w:b/>
+          <w:bCs/>
+        </w:rPr>
+        <w:t>Atrybuty:</w:t>
+      </w:r>
+      <w:r>
+        <w:t xml:space="preserve"> numerKatalogowy (String), nazwa (String), kategoria (String), cena (Float), stanMagazynowy (Int), minimalnyStanMagazynowy (Int) (pozwala określić "niski stan magazynowy"). </w:t>
+      </w:r>
+    </w:p>
+    <w:p>
+      <w:pPr>
+        <w:pStyle w:val="Akapitzlist"/>
+        <w:numPr>
+          <w:ilvl w:val="2"/>
+          <w:numId w:val="1"/>
+        </w:numPr>
+      </w:pPr>
+      <w:r>
+        <w:rPr>
+          <w:b/>
+          <w:bCs/>
+        </w:rPr>
+        <w:t>Metody:</w:t>
+      </w:r>
+      <w:r>
+        <w:t xml:space="preserve"> aktualizujStan(), sprawdzDostepnosc(), pobierzSzczegoly().</w:t>
+      </w:r>
+    </w:p>
+    <w:p>
+      <w:pPr>
+        <w:pStyle w:val="Akapitzlist"/>
+        <w:numPr>
+          <w:ilvl w:val="1"/>
+          <w:numId w:val="1"/>
+        </w:numPr>
+      </w:pPr>
+      <w:r>
+        <w:rPr>
+          <w:b/>
+          <w:bCs/>
+        </w:rPr>
+        <w:t>Klasa: Zamówienie</w:t>
+      </w:r>
+      <w:r>
+        <w:t xml:space="preserve"> (główny obiekt biznesowy posiadający stany) </w:t>
+      </w:r>
+    </w:p>
+    <w:p>
+      <w:pPr>
+        <w:pStyle w:val="Akapitzlist"/>
+        <w:numPr>
+          <w:ilvl w:val="2"/>
+          <w:numId w:val="1"/>
+        </w:numPr>
+      </w:pPr>
+      <w:r>
+        <w:rPr>
+          <w:b/>
+          <w:bCs/>
+        </w:rPr>
+        <w:t>Atrybuty:</w:t>
+      </w:r>
+      <w:r>
+        <w:t xml:space="preserve"> numerZamowienia (String), dataUtworzenia (Date), status (String/Enum np. utworzone, zatwierdzone, w realizacji), uwagi (String). </w:t>
+      </w:r>
+    </w:p>
+    <w:p>
+      <w:pPr>
+        <w:pStyle w:val="Akapitzlist"/>
+        <w:numPr>
+          <w:ilvl w:val="2"/>
+          <w:numId w:val="1"/>
+        </w:numPr>
+      </w:pPr>
+      <w:r>
+        <w:rPr>
+          <w:b/>
+          <w:bCs/>
+        </w:rPr>
+        <w:lastRenderedPageBreak/>
+        <w:t>Metody:</w:t>
+      </w:r>
+      <w:r>
+        <w:t xml:space="preserve"> utworz(), zmienStatus(), zatwierdzZamowienie(), odrzucZamowienie().</w:t>
+      </w:r>
+    </w:p>
+    <w:p>
+      <w:pPr>
+        <w:pStyle w:val="Akapitzlist"/>
+        <w:numPr>
+          <w:ilvl w:val="1"/>
+          <w:numId w:val="1"/>
+        </w:numPr>
+      </w:pPr>
+      <w:r>
+        <w:rPr>
+          <w:b/>
+          <w:bCs/>
+        </w:rPr>
+        <w:t>Klasa: PozycjaZamówienia</w:t>
+      </w:r>
+      <w:r>
+        <w:t xml:space="preserve"> (łączy zamówienie z konkretną częścią i określa jej ilość)</w:t>
+      </w:r>
+    </w:p>
+    <w:p>
+      <w:pPr>
+        <w:pStyle w:val="Akapitzlist"/>
+        <w:numPr>
+          <w:ilvl w:val="2"/>
+          <w:numId w:val="1"/>
+        </w:numPr>
+      </w:pPr>
+      <w:r>
+        <w:rPr>
+          <w:b/>
+          <w:bCs/>
+        </w:rPr>
+        <w:t>Atrybuty:</w:t>
+      </w:r>
+      <w:r>
+        <w:t xml:space="preserve"> iloscZamawiana (Int), przewidywanyTerminDostawy (Date). </w:t>
+      </w:r>
+    </w:p>
+    <w:p>
+      <w:pPr>
+        <w:pStyle w:val="Akapitzlist"/>
+        <w:numPr>
+          <w:ilvl w:val="2"/>
+          <w:numId w:val="1"/>
+        </w:numPr>
+      </w:pPr>
+      <w:r>
+        <w:rPr>
+          <w:b/>
+          <w:bCs/>
+        </w:rPr>
+        <w:t>Metody:</w:t>
+      </w:r>
+      <w:r>
+        <w:t xml:space="preserve"> obliczWartoscPozycji().</w:t>
+      </w:r>
+    </w:p>
+    <w:p>
+      <w:pPr>
+        <w:pStyle w:val="Akapitzlist"/>
+        <w:numPr>
+          <w:ilvl w:val="1"/>
+          <w:numId w:val="1"/>
+        </w:numPr>
+      </w:pPr>
+      <w:r>
+        <w:rPr>
+          <w:b/>
+          <w:bCs/>
+        </w:rPr>
+        <w:t>Klasa: Dostawa</w:t>
+      </w:r>
+      <w:r>
+        <w:t xml:space="preserve"> (proces przyjęcia zamówienia) </w:t>
+      </w:r>
+    </w:p>
+    <w:p>
+      <w:pPr>
+        <w:pStyle w:val="Akapitzlist"/>
+        <w:numPr>
+          <w:ilvl w:val="2"/>
+          <w:numId w:val="1"/>
+        </w:numPr>
+      </w:pPr>
+      <w:r>
+        <w:rPr>
+          <w:b/>
+          <w:bCs/>
+        </w:rPr>
+        <w:t>Atrybuty:</w:t>
+      </w:r>
+      <w:r>
+        <w:t xml:space="preserve"> idDostawy (String), dataDostawy (Date), statusZgodnosci (Boolean). </w:t>
+      </w:r>
+    </w:p>
+    <w:p>
+      <w:pPr>
+        <w:pStyle w:val="Akapitzlist"/>
+        <w:numPr>
+          <w:ilvl w:val="2"/>
+          <w:numId w:val="1"/>
+        </w:numPr>
+      </w:pPr>
+      <w:r>
+        <w:rPr>
+          <w:b/>
+          <w:bCs/>
+        </w:rPr>
+        <w:t>Metody:</w:t>
+      </w:r>
+      <w:r>
+        <w:t xml:space="preserve"> rejestrujPrzyjecie(), zglosNiezgodnosc(). </w:t>
+      </w:r>
+    </w:p>
+    <w:p>
+      <w:pPr>
+        <w:pStyle w:val="Akapitzlist"/>
+        <w:numPr>
+          <w:ilvl w:val="1"/>
+          <w:numId w:val="1"/>
+        </w:numPr>
+      </w:pPr>
+      <w:r>
+        <w:rPr>
+          <w:b/>
+          <w:bCs/>
+        </w:rPr>
+        <w:t>Klasa nadrzędna: Użytkownik</w:t>
+      </w:r>
+      <w:r>
+        <w:t xml:space="preserve"> (z niej będą dziedziczyć konkretne role)</w:t>
+      </w:r>
+    </w:p>
+    <w:p>
+      <w:pPr>
+        <w:pStyle w:val="Akapitzlist"/>
+        <w:numPr>
+          <w:ilvl w:val="2"/>
+          <w:numId w:val="1"/>
+        </w:numPr>
+      </w:pPr>
+      <w:r>
+        <w:rPr>
+          <w:b/>
+          <w:bCs/>
+        </w:rPr>
+        <w:t>Atrybuty:</w:t>
+      </w:r>
+      <w:r>
+        <w:t xml:space="preserve"> idUzytkownika (String), login (String), haslo (String), rola (Enum: Pracownik, Magazynier, Kierownik, Administrator). </w:t>
+      </w:r>
+    </w:p>
+    <w:p>
+      <w:pPr>
+        <w:pStyle w:val="Akapitzlist"/>
+        <w:numPr>
+          <w:ilvl w:val="2"/>
+          <w:numId w:val="1"/>
+        </w:numPr>
+      </w:pPr>
+      <w:r>
+        <w:rPr>
+          <w:b/>
+          <w:bCs/>
+        </w:rPr>
+        <w:t>Metody:</w:t>
+      </w:r>
+      <w:r>
+        <w:t xml:space="preserve"> zaloguj(), wyloguj(). </w:t>
+      </w:r>
+    </w:p>
+    <w:p>
+      <w:pPr>
+        <w:pStyle w:val="Akapitzlist"/>
+        <w:numPr>
+          <w:ilvl w:val="1"/>
+          <w:numId w:val="1"/>
+        </w:numPr>
+      </w:pPr>
+      <w:r>
+        <w:rPr>
+          <w:b/>
+          <w:bCs/>
+        </w:rPr>
+        <w:t>Klasy dziedziczące po Użytkownik:</w:t>
+      </w:r>
+      <w:r>
+        <w:t xml:space="preserve"> PracownikSerwisu, Magazynier, KierownikSerwisu, AdministratorSystemu. </w:t>
+      </w:r>
+    </w:p>
+    <w:p>
+      <w:pPr>
+        <w:pStyle w:val="Akapitzlist"/>
+        <w:numPr>
+          <w:ilvl w:val="2"/>
+          <w:numId w:val="1"/>
+        </w:numPr>
+      </w:pPr>
+      <w:r>
+        <w:rPr>
+          <w:i/>
+          <w:iCs/>
+        </w:rPr>
+        <w:t>Uwaga:</w:t>
+      </w:r>
+      <w:r>
+        <w:t xml:space="preserve"> Różnią się one głównie zestawem uprawnień, np. Magazynier ma metody utworzZamowienie() i rejestrujDostawe(), a Kierownik zatwierdzZamowienie(). </w:t>
+      </w:r>
+    </w:p>
+    <w:p>
+      <w:pPr>
+        <w:pStyle w:val="Akapitzlist"/>
+        <w:numPr>
+          <w:ilvl w:val="1"/>
+          <w:numId w:val="1"/>
+        </w:numPr>
+      </w:pPr>
+      <w:r>
+        <w:rPr>
+          <w:b/>
+          <w:bCs/>
+        </w:rPr>
+        <w:t>Klasa: Dostawca</w:t>
+      </w:r>
+    </w:p>
+    <w:p>
+      <w:pPr>
+        <w:pStyle w:val="Akapitzlist"/>
+        <w:numPr>
+          <w:ilvl w:val="2"/>
+          <w:numId w:val="1"/>
+        </w:numPr>
+      </w:pPr>
+      <w:r>
+        <w:rPr>
+          <w:b/>
+          <w:bCs/>
+        </w:rPr>
+        <w:t>Atrybuty:</w:t>
+      </w:r>
+      <w:r>
+        <w:t xml:space="preserve"> idDostawcy (String), nazwaFirmy (String), daneKontaktowe (String).</w:t>
+      </w:r>
+    </w:p>
+    <w:p>
+      <w:pPr>
+        <w:pStyle w:val="Akapitzlist"/>
+        <w:numPr>
+          <w:ilvl w:val="1"/>
+          <w:numId w:val="1"/>
+        </w:numPr>
+      </w:pPr>
+      <w:r>
+        <w:rPr>
+          <w:b/>
+          <w:bCs/>
+        </w:rPr>
+        <w:t>Klasa: ZlecenieNaprawy</w:t>
+      </w:r>
+    </w:p>
+    <w:p>
+      <w:pPr>
+        <w:pStyle w:val="Akapitzlist"/>
+        <w:numPr>
+          <w:ilvl w:val="2"/>
+          <w:numId w:val="1"/>
+        </w:numPr>
+      </w:pPr>
+      <w:r>
+        <w:rPr>
+          <w:b/>
+          <w:bCs/>
+        </w:rPr>
+        <w:t>Atrybuty:</w:t>
+      </w:r>
+      <w:r>
+        <w:t xml:space="preserve"> numerZlecenia (String), opisUsterki (String), dataZgloszenia (Date).</w:t>
+      </w:r>
+    </w:p>
+    <w:p>
+      <w:pPr>
+        <w:pStyle w:val="Akapitzlist"/>
+        <w:numPr>
+          <w:ilvl w:val="2"/>
+          <w:numId w:val="1"/>
+        </w:numPr>
+      </w:pPr>
+      <w:r>
+        <w:rPr>
+          <w:b/>
+          <w:bCs/>
+        </w:rPr>
+        <w:t>Metody:</w:t>
+      </w:r>
+      <w:r>
+        <w:t xml:space="preserve"> dodajCzesc(CzescZamienna). </w:t>
+      </w:r>
+    </w:p>
+    <w:p>
+      <w:pPr>
+        <w:pStyle w:val="Akapitzlist"/>
+        <w:numPr>
+          <w:ilvl w:val="1"/>
+          <w:numId w:val="1"/>
+        </w:numPr>
+      </w:pPr>
+      <w:r>
+        <w:rPr>
+          <w:b/>
+          <w:bCs/>
+        </w:rPr>
+        <w:t>Klasa: Zapotrzebowanie (lub ZgłoszenieZapotrzebowania)</w:t>
+      </w:r>
+    </w:p>
+    <w:p>
+      <w:pPr>
+        <w:pStyle w:val="Akapitzlist"/>
+        <w:numPr>
+          <w:ilvl w:val="2"/>
+          <w:numId w:val="1"/>
+        </w:numPr>
+      </w:pPr>
+      <w:r>
+        <w:rPr>
+          <w:b/>
+          <w:bCs/>
+        </w:rPr>
+        <w:t>Atrybuty:</w:t>
+      </w:r>
+      <w:r>
+        <w:t xml:space="preserve"> idZapotrzebowania (String), dataZgloszenia (Date), status (String - np. nowe, zrealizowane).</w:t>
+      </w:r>
+    </w:p>
+    <w:p>
+      <w:pPr>
+        <w:pStyle w:val="Akapitzlist"/>
+        <w:numPr>
+          <w:ilvl w:val="1"/>
+          <w:numId w:val="1"/>
+        </w:numPr>
+      </w:pPr>
+      <w:r>
+        <w:rPr>
+          <w:b/>
+          <w:bCs/>
+        </w:rPr>
+        <w:t>Klasa: NiezgodnoscDostawy</w:t>
+      </w:r>
+    </w:p>
+    <w:p>
+      <w:pPr>
+        <w:pStyle w:val="Akapitzlist"/>
+        <w:numPr>
+          <w:ilvl w:val="2"/>
+          <w:numId w:val="1"/>
+        </w:numPr>
+      </w:pPr>
+      <w:r>
+        <w:rPr>
+          <w:b/>
+          <w:bCs/>
+        </w:rPr>
+        <w:t>Atrybuty:</w:t>
+      </w:r>
+      <w:r>
+        <w:t xml:space="preserve"> idNiezgodnosci (String), opisNiezgodnosci (String), dataZgloszenia (Date). </w:t>
+      </w:r>
+    </w:p>
+    <w:p>
+      <w:pPr>
+        <w:pStyle w:val="Akapitzlist"/>
+        <w:numPr>
+          <w:ilvl w:val="1"/>
+          <w:numId w:val="1"/>
+        </w:numPr>
+      </w:pPr>
+      <w:r>
+        <w:rPr>
+          <w:b/>
+          <w:bCs/>
+        </w:rPr>
+        <w:t>Klasa: KatalogCzesci (jako klasa zarządzająca / kontroler kolekcji)</w:t>
+      </w:r>
+    </w:p>
+    <w:p>
+      <w:pPr>
+        <w:pStyle w:val="Akapitzlist"/>
+        <w:numPr>
+          <w:ilvl w:val="2"/>
+          <w:numId w:val="1"/>
+        </w:numPr>
+      </w:pPr>
+      <w:r>
+        <w:rPr>
+          <w:b/>
+          <w:bCs/>
+        </w:rPr>
+        <w:t>Metody:</w:t>
+      </w:r>
+      <w:r>
+        <w:t xml:space="preserve"> wyszukajCzesc(kryteria), dodajPozycje(), usunPozycje().</w:t>
+      </w:r>
+    </w:p>
+    <w:p>
+      <w:r>
+        <w:rPr>
+          <w:noProof/>
+        </w:rPr>
+        <w:lastRenderedPageBreak/>
+        <w:drawing>
+          <wp:inline distT="0" distB="0" distL="0" distR="0" wp14:anchorId="276E9C6B" wp14:editId="476A117B">
+            <wp:extent cx="5762625" cy="3333750"/>
+            <wp:effectExtent l="0" t="0" r="9525" b="0"/>
+            <wp:docPr id="1774226484" name="Obraz 2"/>
+            <wp:cNvGraphicFramePr>
+              <a:graphicFrameLocks xmlns:a="http://schemas.openxmlformats.org/drawingml/2006/main" noChangeAspect="1"/>
+            </wp:cNvGraphicFramePr>
+            <a:graphic xmlns:a="http://schemas.openxmlformats.org/drawingml/2006/main">
+              <a:graphicData uri="http://schemas.openxmlformats.org/drawingml/2006/picture">
+                <pic:pic xmlns:pic="http://schemas.openxmlformats.org/drawingml/2006/picture">
+                  <pic:nvPicPr>
+                    <pic:cNvPr id="0" name="Picture 2"/>
+                    <pic:cNvPicPr>
+                      <a:picLocks noChangeAspect="1" noChangeArrowheads="1"/>
+                    </pic:cNvPicPr>
+                  </pic:nvPicPr>
+                  <pic:blipFill>
+                    <a:blip r:embed="rId12" cstate="print">
+                      <a:extLst>
+                        <a:ext uri="{28A0092B-C50C-407E-A947-70E740481C1C}">
+                          <a14:useLocalDpi xmlns:a14="http://schemas.microsoft.com/office/drawing/2010/main" val="0"/>
+                        </a:ext>
+                      </a:extLst>
+                    </a:blip>
+                    <a:srcRect/>
+                    <a:stretch>
+                      <a:fillRect/>
+                    </a:stretch>
+                  </pic:blipFill>
+                  <pic:spPr bwMode="auto">
+                    <a:xfrm>
+                      <a:off x="0" y="0"/>
+                      <a:ext cx="5762625" cy="3333750"/>
+                    </a:xfrm>
+                    <a:prstGeom prst="rect">
+                      <a:avLst/>
+                    </a:prstGeom>
+                    <a:noFill/>
+                    <a:ln>
+                      <a:noFill/>
+                    </a:ln>
+                  </pic:spPr>
+                </pic:pic>
+              </a:graphicData>
+            </a:graphic>
+          </wp:inline>
+        </w:drawing>
+      </w:r>
+    </w:p>
+    <w:p>
+      <w:pPr>
+        <w:jc w:val="center"/>
+      </w:pPr>
+      <w:r>
+        <w:t>Rys. 2. Diagram klas.</w:t>
+      </w:r>
+    </w:p>
+    <w:p>
+      <w:pPr>
+        <w:jc w:val="center"/>
+      </w:pPr>
+    </w:p>
+    <w:p>
+      <w:pPr>
+        <w:jc w:val="center"/>
+      </w:pPr>
+      <w:r>
+        <w:rPr>
+          <w:noProof/>
+        </w:rPr>
+        <w:lastRenderedPageBreak/>
+        <w:drawing>
+          <wp:inline distT="0" distB="0" distL="0" distR="0" wp14:anchorId="6660F655" wp14:editId="0387D1DB">
+            <wp:extent cx="5749925" cy="5859780"/>
+            <wp:effectExtent l="0" t="0" r="3175" b="7620"/>
+            <wp:docPr id="1708188829" name="Obraz 4"/>
+            <wp:cNvGraphicFramePr>
+              <a:graphicFrameLocks xmlns:a="http://schemas.openxmlformats.org/drawingml/2006/main" noChangeAspect="1"/>
+            </wp:cNvGraphicFramePr>
+            <a:graphic xmlns:a="http://schemas.openxmlformats.org/drawingml/2006/main">
+              <a:graphicData uri="http://schemas.openxmlformats.org/drawingml/2006/picture">
+                <pic:pic xmlns:pic="http://schemas.openxmlformats.org/drawingml/2006/picture">
+                  <pic:nvPicPr>
+                    <pic:cNvPr id="0" name="Picture 4"/>
+                    <pic:cNvPicPr>
+                      <a:picLocks noChangeAspect="1" noChangeArrowheads="1"/>
+                    </pic:cNvPicPr>
+                  </pic:nvPicPr>
+                  <pic:blipFill>
+                    <a:blip r:embed="rId13">
+                      <a:extLst>
+                        <a:ext uri="{28A0092B-C50C-407E-A947-70E740481C1C}">
+                          <a14:useLocalDpi xmlns:a14="http://schemas.microsoft.com/office/drawing/2010/main" val="0"/>
+                        </a:ext>
+                      </a:extLst>
+                    </a:blip>
+                    <a:srcRect/>
+                    <a:stretch>
+                      <a:fillRect/>
+                    </a:stretch>
+                  </pic:blipFill>
+                  <pic:spPr bwMode="auto">
+                    <a:xfrm>
+                      <a:off x="0" y="0"/>
+                      <a:ext cx="5749925" cy="5859780"/>
+                    </a:xfrm>
+                    <a:prstGeom prst="rect">
+                      <a:avLst/>
+                    </a:prstGeom>
+                    <a:noFill/>
+                    <a:ln>
+                      <a:noFill/>
+                    </a:ln>
+                  </pic:spPr>
+                </pic:pic>
+              </a:graphicData>
+            </a:graphic>
+          </wp:inline>
+        </w:drawing>
+      </w:r>
+    </w:p>
+    <w:p>
+      <w:pPr>
+        <w:jc w:val="center"/>
+      </w:pPr>
+      <w:r>
+        <w:t>Rys. 3. Diagram interakcji (sekwencji) dla utworzenia zamówienia na część.</w:t>
+      </w:r>
+    </w:p>
     <w:sectPr>
       <w:pgSz w:w="11906" w:h="16838"/>
       <w:pgMar w:top="1417" w:right="1417" w:bottom="1417" w:left="1417" w:header="708" w:footer="708" w:gutter="0"/>
@@ -5236,6 +5867,155 @@
     </w:lvl>
   </w:abstractNum>
   <w:abstractNum w:abstractNumId="2" w15:restartNumberingAfterBreak="0">
+    <w:nsid w:val="04B54B4C"/>
+    <w:multiLevelType w:val="multilevel"/>
+    <w:tmpl w:val="B3AC5E84"/>
+    <w:lvl w:ilvl="0">
+      <w:start w:val="1"/>
+      <w:numFmt w:val="bullet"/>
+      <w:lvlText w:val=""/>
+      <w:lvlJc w:val="left"/>
+      <w:pPr>
+        <w:tabs>
+          <w:tab w:val="num" w:pos="720"/>
+        </w:tabs>
+        <w:ind w:left="720" w:hanging="360"/>
+      </w:pPr>
+      <w:rPr>
+        <w:rFonts w:ascii="Symbol" w:hAnsi="Symbol" w:hint="default"/>
+        <w:sz w:val="20"/>
+      </w:rPr>
+    </w:lvl>
+    <w:lvl w:ilvl="1" w:tentative="1">
+      <w:start w:val="1"/>
+      <w:numFmt w:val="bullet"/>
+      <w:lvlText w:val="o"/>
+      <w:lvlJc w:val="left"/>
+      <w:pPr>
+        <w:tabs>
+          <w:tab w:val="num" w:pos="1440"/>
+        </w:tabs>
+        <w:ind w:left="1440" w:hanging="360"/>
+      </w:pPr>
+      <w:rPr>
+        <w:rFonts w:ascii="Courier New" w:hAnsi="Courier New" w:hint="default"/>
+        <w:sz w:val="20"/>
+      </w:rPr>
+    </w:lvl>
+    <w:lvl w:ilvl="2" w:tentative="1">
+      <w:start w:val="1"/>
+      <w:numFmt w:val="bullet"/>
+      <w:lvlText w:val=""/>
+      <w:lvlJc w:val="left"/>
+      <w:pPr>
+        <w:tabs>
+          <w:tab w:val="num" w:pos="2160"/>
+        </w:tabs>
+        <w:ind w:left="2160" w:hanging="360"/>
+      </w:pPr>
+      <w:rPr>
+        <w:rFonts w:ascii="Wingdings" w:hAnsi="Wingdings" w:hint="default"/>
+        <w:sz w:val="20"/>
+      </w:rPr>
+    </w:lvl>
+    <w:lvl w:ilvl="3" w:tentative="1">
+      <w:start w:val="1"/>
+      <w:numFmt w:val="bullet"/>
+      <w:lvlText w:val=""/>
+      <w:lvlJc w:val="left"/>
+      <w:pPr>
+        <w:tabs>
+          <w:tab w:val="num" w:pos="2880"/>
+        </w:tabs>
+        <w:ind w:left="2880" w:hanging="360"/>
+      </w:pPr>
+      <w:rPr>
+        <w:rFonts w:ascii="Wingdings" w:hAnsi="Wingdings" w:hint="default"/>
+        <w:sz w:val="20"/>
+      </w:rPr>
+    </w:lvl>
+    <w:lvl w:ilvl="4" w:tentative="1">
+      <w:start w:val="1"/>
+      <w:numFmt w:val="bullet"/>
+      <w:lvlText w:val=""/>
+      <w:lvlJc w:val="left"/>
+      <w:pPr>
+        <w:tabs>
+          <w:tab w:val="num" w:pos="3600"/>
+        </w:tabs>
+        <w:ind w:left="3600" w:hanging="360"/>
+      </w:pPr>
+      <w:rPr>
+        <w:rFonts w:ascii="Wingdings" w:hAnsi="Wingdings" w:hint="default"/>
+        <w:sz w:val="20"/>
+      </w:rPr>
+    </w:lvl>
+    <w:lvl w:ilvl="5" w:tentative="1">
+      <w:start w:val="1"/>
+      <w:numFmt w:val="bullet"/>
+      <w:lvlText w:val=""/>
+      <w:lvlJc w:val="left"/>
+      <w:pPr>
+        <w:tabs>
+          <w:tab w:val="num" w:pos="4320"/>
+        </w:tabs>
+        <w:ind w:left="4320" w:hanging="360"/>
+      </w:pPr>
+      <w:rPr>
+        <w:rFonts w:ascii="Wingdings" w:hAnsi="Wingdings" w:hint="default"/>
+        <w:sz w:val="20"/>
+      </w:rPr>
+    </w:lvl>
+    <w:lvl w:ilvl="6" w:tentative="1">
+      <w:start w:val="1"/>
+      <w:numFmt w:val="bullet"/>
+      <w:lvlText w:val=""/>
+      <w:lvlJc w:val="left"/>
+      <w:pPr>
+        <w:tabs>
+          <w:tab w:val="num" w:pos="5040"/>
+        </w:tabs>
+        <w:ind w:left="5040" w:hanging="360"/>
+      </w:pPr>
+      <w:rPr>
+        <w:rFonts w:ascii="Wingdings" w:hAnsi="Wingdings" w:hint="default"/>
+        <w:sz w:val="20"/>
+      </w:rPr>
+    </w:lvl>
+    <w:lvl w:ilvl="7" w:tentative="1">
+      <w:start w:val="1"/>
+      <w:numFmt w:val="bullet"/>
+      <w:lvlText w:val=""/>
+      <w:lvlJc w:val="left"/>
+      <w:pPr>
+        <w:tabs>
+          <w:tab w:val="num" w:pos="5760"/>
+        </w:tabs>
+        <w:ind w:left="5760" w:hanging="360"/>
+      </w:pPr>
+      <w:rPr>
+        <w:rFonts w:ascii="Wingdings" w:hAnsi="Wingdings" w:hint="default"/>
+        <w:sz w:val="20"/>
+      </w:rPr>
+    </w:lvl>
+    <w:lvl w:ilvl="8" w:tentative="1">
+      <w:start w:val="1"/>
+      <w:numFmt w:val="bullet"/>
+      <w:lvlText w:val=""/>
+      <w:lvlJc w:val="left"/>
+      <w:pPr>
+        <w:tabs>
+          <w:tab w:val="num" w:pos="6480"/>
+        </w:tabs>
+        <w:ind w:left="6480" w:hanging="360"/>
+      </w:pPr>
+      <w:rPr>
+        <w:rFonts w:ascii="Wingdings" w:hAnsi="Wingdings" w:hint="default"/>
+        <w:sz w:val="20"/>
+      </w:rPr>
+    </w:lvl>
+  </w:abstractNum>
+  <w:abstractNum w:abstractNumId="3" w15:restartNumberingAfterBreak="0">
     <w:nsid w:val="074755AE"/>
     <w:multiLevelType w:val="multilevel"/>
     <w:tmpl w:val="9526468C"/>
@@ -5348,7 +6128,454 @@
       </w:pPr>
     </w:lvl>
   </w:abstractNum>
-  <w:abstractNum w:abstractNumId="3" w15:restartNumberingAfterBreak="0">
+  <w:abstractNum w:abstractNumId="4" w15:restartNumberingAfterBreak="0">
+    <w:nsid w:val="08637261"/>
+    <w:multiLevelType w:val="multilevel"/>
+    <w:tmpl w:val="A8C89288"/>
+    <w:lvl w:ilvl="0">
+      <w:start w:val="1"/>
+      <w:numFmt w:val="bullet"/>
+      <w:lvlText w:val=""/>
+      <w:lvlJc w:val="left"/>
+      <w:pPr>
+        <w:tabs>
+          <w:tab w:val="num" w:pos="720"/>
+        </w:tabs>
+        <w:ind w:left="720" w:hanging="360"/>
+      </w:pPr>
+      <w:rPr>
+        <w:rFonts w:ascii="Symbol" w:hAnsi="Symbol" w:hint="default"/>
+        <w:sz w:val="20"/>
+      </w:rPr>
+    </w:lvl>
+    <w:lvl w:ilvl="1" w:tentative="1">
+      <w:start w:val="1"/>
+      <w:numFmt w:val="bullet"/>
+      <w:lvlText w:val="o"/>
+      <w:lvlJc w:val="left"/>
+      <w:pPr>
+        <w:tabs>
+          <w:tab w:val="num" w:pos="1440"/>
+        </w:tabs>
+        <w:ind w:left="1440" w:hanging="360"/>
+      </w:pPr>
+      <w:rPr>
+        <w:rFonts w:ascii="Courier New" w:hAnsi="Courier New" w:hint="default"/>
+        <w:sz w:val="20"/>
+      </w:rPr>
+    </w:lvl>
+    <w:lvl w:ilvl="2" w:tentative="1">
+      <w:start w:val="1"/>
+      <w:numFmt w:val="bullet"/>
+      <w:lvlText w:val=""/>
+      <w:lvlJc w:val="left"/>
+      <w:pPr>
+        <w:tabs>
+          <w:tab w:val="num" w:pos="2160"/>
+        </w:tabs>
+        <w:ind w:left="2160" w:hanging="360"/>
+      </w:pPr>
+      <w:rPr>
+        <w:rFonts w:ascii="Wingdings" w:hAnsi="Wingdings" w:hint="default"/>
+        <w:sz w:val="20"/>
+      </w:rPr>
+    </w:lvl>
+    <w:lvl w:ilvl="3" w:tentative="1">
+      <w:start w:val="1"/>
+      <w:numFmt w:val="bullet"/>
+      <w:lvlText w:val=""/>
+      <w:lvlJc w:val="left"/>
+      <w:pPr>
+        <w:tabs>
+          <w:tab w:val="num" w:pos="2880"/>
+        </w:tabs>
+        <w:ind w:left="2880" w:hanging="360"/>
+      </w:pPr>
+      <w:rPr>
+        <w:rFonts w:ascii="Wingdings" w:hAnsi="Wingdings" w:hint="default"/>
+        <w:sz w:val="20"/>
+      </w:rPr>
+    </w:lvl>
+    <w:lvl w:ilvl="4" w:tentative="1">
+      <w:start w:val="1"/>
+      <w:numFmt w:val="bullet"/>
+      <w:lvlText w:val=""/>
+      <w:lvlJc w:val="left"/>
+      <w:pPr>
+        <w:tabs>
+          <w:tab w:val="num" w:pos="3600"/>
+        </w:tabs>
+        <w:ind w:left="3600" w:hanging="360"/>
+      </w:pPr>
+      <w:rPr>
+        <w:rFonts w:ascii="Wingdings" w:hAnsi="Wingdings" w:hint="default"/>
+        <w:sz w:val="20"/>
+      </w:rPr>
+    </w:lvl>
+    <w:lvl w:ilvl="5" w:tentative="1">
+      <w:start w:val="1"/>
+      <w:numFmt w:val="bullet"/>
+      <w:lvlText w:val=""/>
+      <w:lvlJc w:val="left"/>
+      <w:pPr>
+        <w:tabs>
+          <w:tab w:val="num" w:pos="4320"/>
+        </w:tabs>
+        <w:ind w:left="4320" w:hanging="360"/>
+      </w:pPr>
+      <w:rPr>
+        <w:rFonts w:ascii="Wingdings" w:hAnsi="Wingdings" w:hint="default"/>
+        <w:sz w:val="20"/>
+      </w:rPr>
+    </w:lvl>
+    <w:lvl w:ilvl="6" w:tentative="1">
+      <w:start w:val="1"/>
+      <w:numFmt w:val="bullet"/>
+      <w:lvlText w:val=""/>
+      <w:lvlJc w:val="left"/>
+      <w:pPr>
+        <w:tabs>
+          <w:tab w:val="num" w:pos="5040"/>
+        </w:tabs>
+        <w:ind w:left="5040" w:hanging="360"/>
+      </w:pPr>
+      <w:rPr>
+        <w:rFonts w:ascii="Wingdings" w:hAnsi="Wingdings" w:hint="default"/>
+        <w:sz w:val="20"/>
+      </w:rPr>
+    </w:lvl>
+    <w:lvl w:ilvl="7" w:tentative="1">
+      <w:start w:val="1"/>
+      <w:numFmt w:val="bullet"/>
+      <w:lvlText w:val=""/>
+      <w:lvlJc w:val="left"/>
+      <w:pPr>
+        <w:tabs>
+          <w:tab w:val="num" w:pos="5760"/>
+        </w:tabs>
+        <w:ind w:left="5760" w:hanging="360"/>
+      </w:pPr>
+      <w:rPr>
+        <w:rFonts w:ascii="Wingdings" w:hAnsi="Wingdings" w:hint="default"/>
+        <w:sz w:val="20"/>
+      </w:rPr>
+    </w:lvl>
+    <w:lvl w:ilvl="8" w:tentative="1">
+      <w:start w:val="1"/>
+      <w:numFmt w:val="bullet"/>
+      <w:lvlText w:val=""/>
+      <w:lvlJc w:val="left"/>
+      <w:pPr>
+        <w:tabs>
+          <w:tab w:val="num" w:pos="6480"/>
+        </w:tabs>
+        <w:ind w:left="6480" w:hanging="360"/>
+      </w:pPr>
+      <w:rPr>
+        <w:rFonts w:ascii="Wingdings" w:hAnsi="Wingdings" w:hint="default"/>
+        <w:sz w:val="20"/>
+      </w:rPr>
+    </w:lvl>
+  </w:abstractNum>
+  <w:abstractNum w:abstractNumId="5" w15:restartNumberingAfterBreak="0">
+    <w:nsid w:val="09385883"/>
+    <w:multiLevelType w:val="multilevel"/>
+    <w:tmpl w:val="D37E097E"/>
+    <w:lvl w:ilvl="0">
+      <w:start w:val="1"/>
+      <w:numFmt w:val="bullet"/>
+      <w:lvlText w:val=""/>
+      <w:lvlJc w:val="left"/>
+      <w:pPr>
+        <w:tabs>
+          <w:tab w:val="num" w:pos="720"/>
+        </w:tabs>
+        <w:ind w:left="720" w:hanging="360"/>
+      </w:pPr>
+      <w:rPr>
+        <w:rFonts w:ascii="Symbol" w:hAnsi="Symbol" w:hint="default"/>
+        <w:sz w:val="20"/>
+      </w:rPr>
+    </w:lvl>
+    <w:lvl w:ilvl="1" w:tentative="1">
+      <w:start w:val="1"/>
+      <w:numFmt w:val="bullet"/>
+      <w:lvlText w:val="o"/>
+      <w:lvlJc w:val="left"/>
+      <w:pPr>
+        <w:tabs>
+          <w:tab w:val="num" w:pos="1440"/>
+        </w:tabs>
+        <w:ind w:left="1440" w:hanging="360"/>
+      </w:pPr>
+      <w:rPr>
+        <w:rFonts w:ascii="Courier New" w:hAnsi="Courier New" w:hint="default"/>
+        <w:sz w:val="20"/>
+      </w:rPr>
+    </w:lvl>
+    <w:lvl w:ilvl="2" w:tentative="1">
+      <w:start w:val="1"/>
+      <w:numFmt w:val="bullet"/>
+      <w:lvlText w:val=""/>
+      <w:lvlJc w:val="left"/>
+      <w:pPr>
+        <w:tabs>
+          <w:tab w:val="num" w:pos="2160"/>
+        </w:tabs>
+        <w:ind w:left="2160" w:hanging="360"/>
+      </w:pPr>
+      <w:rPr>
+        <w:rFonts w:ascii="Wingdings" w:hAnsi="Wingdings" w:hint="default"/>
+        <w:sz w:val="20"/>
+      </w:rPr>
+    </w:lvl>
+    <w:lvl w:ilvl="3" w:tentative="1">
+      <w:start w:val="1"/>
+      <w:numFmt w:val="bullet"/>
+      <w:lvlText w:val=""/>
+      <w:lvlJc w:val="left"/>
+      <w:pPr>
+        <w:tabs>
+          <w:tab w:val="num" w:pos="2880"/>
+        </w:tabs>
+        <w:ind w:left="2880" w:hanging="360"/>
+      </w:pPr>
+      <w:rPr>
+        <w:rFonts w:ascii="Wingdings" w:hAnsi="Wingdings" w:hint="default"/>
+        <w:sz w:val="20"/>
+      </w:rPr>
+    </w:lvl>
+    <w:lvl w:ilvl="4" w:tentative="1">
+      <w:start w:val="1"/>
+      <w:numFmt w:val="bullet"/>
+      <w:lvlText w:val=""/>
+      <w:lvlJc w:val="left"/>
+      <w:pPr>
+        <w:tabs>
+          <w:tab w:val="num" w:pos="3600"/>
+        </w:tabs>
+        <w:ind w:left="3600" w:hanging="360"/>
+      </w:pPr>
+      <w:rPr>
+        <w:rFonts w:ascii="Wingdings" w:hAnsi="Wingdings" w:hint="default"/>
+        <w:sz w:val="20"/>
+      </w:rPr>
+    </w:lvl>
+    <w:lvl w:ilvl="5" w:tentative="1">
+      <w:start w:val="1"/>
+      <w:numFmt w:val="bullet"/>
+      <w:lvlText w:val=""/>
+      <w:lvlJc w:val="left"/>
+      <w:pPr>
+        <w:tabs>
+          <w:tab w:val="num" w:pos="4320"/>
+        </w:tabs>
+        <w:ind w:left="4320" w:hanging="360"/>
+      </w:pPr>
+      <w:rPr>
+        <w:rFonts w:ascii="Wingdings" w:hAnsi="Wingdings" w:hint="default"/>
+        <w:sz w:val="20"/>
+      </w:rPr>
+    </w:lvl>
+    <w:lvl w:ilvl="6" w:tentative="1">
+      <w:start w:val="1"/>
+      <w:numFmt w:val="bullet"/>
+      <w:lvlText w:val=""/>
+      <w:lvlJc w:val="left"/>
+      <w:pPr>
+        <w:tabs>
+          <w:tab w:val="num" w:pos="5040"/>
+        </w:tabs>
+        <w:ind w:left="5040" w:hanging="360"/>
+      </w:pPr>
+      <w:rPr>
+        <w:rFonts w:ascii="Wingdings" w:hAnsi="Wingdings" w:hint="default"/>
+        <w:sz w:val="20"/>
+      </w:rPr>
+    </w:lvl>
+    <w:lvl w:ilvl="7" w:tentative="1">
+      <w:start w:val="1"/>
+      <w:numFmt w:val="bullet"/>
+      <w:lvlText w:val=""/>
+      <w:lvlJc w:val="left"/>
+      <w:pPr>
+        <w:tabs>
+          <w:tab w:val="num" w:pos="5760"/>
+        </w:tabs>
+        <w:ind w:left="5760" w:hanging="360"/>
+      </w:pPr>
+      <w:rPr>
+        <w:rFonts w:ascii="Wingdings" w:hAnsi="Wingdings" w:hint="default"/>
+        <w:sz w:val="20"/>
+      </w:rPr>
+    </w:lvl>
+    <w:lvl w:ilvl="8" w:tentative="1">
+      <w:start w:val="1"/>
+      <w:numFmt w:val="bullet"/>
+      <w:lvlText w:val=""/>
+      <w:lvlJc w:val="left"/>
+      <w:pPr>
+        <w:tabs>
+          <w:tab w:val="num" w:pos="6480"/>
+        </w:tabs>
+        <w:ind w:left="6480" w:hanging="360"/>
+      </w:pPr>
+      <w:rPr>
+        <w:rFonts w:ascii="Wingdings" w:hAnsi="Wingdings" w:hint="default"/>
+        <w:sz w:val="20"/>
+      </w:rPr>
+    </w:lvl>
+  </w:abstractNum>
+  <w:abstractNum w:abstractNumId="6" w15:restartNumberingAfterBreak="0">
+    <w:nsid w:val="0A186397"/>
+    <w:multiLevelType w:val="multilevel"/>
+    <w:tmpl w:val="BCC0918C"/>
+    <w:lvl w:ilvl="0">
+      <w:start w:val="1"/>
+      <w:numFmt w:val="bullet"/>
+      <w:lvlText w:val=""/>
+      <w:lvlJc w:val="left"/>
+      <w:pPr>
+        <w:tabs>
+          <w:tab w:val="num" w:pos="720"/>
+        </w:tabs>
+        <w:ind w:left="720" w:hanging="360"/>
+      </w:pPr>
+      <w:rPr>
+        <w:rFonts w:ascii="Symbol" w:hAnsi="Symbol" w:hint="default"/>
+        <w:sz w:val="20"/>
+      </w:rPr>
+    </w:lvl>
+    <w:lvl w:ilvl="1" w:tentative="1">
+      <w:start w:val="1"/>
+      <w:numFmt w:val="bullet"/>
+      <w:lvlText w:val="o"/>
+      <w:lvlJc w:val="left"/>
+      <w:pPr>
+        <w:tabs>
+          <w:tab w:val="num" w:pos="1440"/>
+        </w:tabs>
+        <w:ind w:left="1440" w:hanging="360"/>
+      </w:pPr>
+      <w:rPr>
+        <w:rFonts w:ascii="Courier New" w:hAnsi="Courier New" w:hint="default"/>
+        <w:sz w:val="20"/>
+      </w:rPr>
+    </w:lvl>
+    <w:lvl w:ilvl="2" w:tentative="1">
+      <w:start w:val="1"/>
+      <w:numFmt w:val="bullet"/>
+      <w:lvlText w:val=""/>
+      <w:lvlJc w:val="left"/>
+      <w:pPr>
+        <w:tabs>
+          <w:tab w:val="num" w:pos="2160"/>
+        </w:tabs>
+        <w:ind w:left="2160" w:hanging="360"/>
+      </w:pPr>
+      <w:rPr>
+        <w:rFonts w:ascii="Wingdings" w:hAnsi="Wingdings" w:hint="default"/>
+        <w:sz w:val="20"/>
+      </w:rPr>
+    </w:lvl>
+    <w:lvl w:ilvl="3" w:tentative="1">
+      <w:start w:val="1"/>
+      <w:numFmt w:val="bullet"/>
+      <w:lvlText w:val=""/>
+      <w:lvlJc w:val="left"/>
+      <w:pPr>
+        <w:tabs>
+          <w:tab w:val="num" w:pos="2880"/>
+        </w:tabs>
+        <w:ind w:left="2880" w:hanging="360"/>
+      </w:pPr>
+      <w:rPr>
+        <w:rFonts w:ascii="Wingdings" w:hAnsi="Wingdings" w:hint="default"/>
+        <w:sz w:val="20"/>
+      </w:rPr>
+    </w:lvl>
+    <w:lvl w:ilvl="4" w:tentative="1">
+      <w:start w:val="1"/>
+      <w:numFmt w:val="bullet"/>
+      <w:lvlText w:val=""/>
+      <w:lvlJc w:val="left"/>
+      <w:pPr>
+        <w:tabs>
+          <w:tab w:val="num" w:pos="3600"/>
+        </w:tabs>
+        <w:ind w:left="3600" w:hanging="360"/>
+      </w:pPr>
+      <w:rPr>
+        <w:rFonts w:ascii="Wingdings" w:hAnsi="Wingdings" w:hint="default"/>
+        <w:sz w:val="20"/>
+      </w:rPr>
+    </w:lvl>
+    <w:lvl w:ilvl="5" w:tentative="1">
+      <w:start w:val="1"/>
+      <w:numFmt w:val="bullet"/>
+      <w:lvlText w:val=""/>
+      <w:lvlJc w:val="left"/>
+      <w:pPr>
+        <w:tabs>
+          <w:tab w:val="num" w:pos="4320"/>
+        </w:tabs>
+        <w:ind w:left="4320" w:hanging="360"/>
+      </w:pPr>
+      <w:rPr>
+        <w:rFonts w:ascii="Wingdings" w:hAnsi="Wingdings" w:hint="default"/>
+        <w:sz w:val="20"/>
+      </w:rPr>
+    </w:lvl>
+    <w:lvl w:ilvl="6" w:tentative="1">
+      <w:start w:val="1"/>
+      <w:numFmt w:val="bullet"/>
+      <w:lvlText w:val=""/>
+      <w:lvlJc w:val="left"/>
+      <w:pPr>
+        <w:tabs>
+          <w:tab w:val="num" w:pos="5040"/>
+        </w:tabs>
+        <w:ind w:left="5040" w:hanging="360"/>
+      </w:pPr>
+      <w:rPr>
+        <w:rFonts w:ascii="Wingdings" w:hAnsi="Wingdings" w:hint="default"/>
+        <w:sz w:val="20"/>
+      </w:rPr>
+    </w:lvl>
+    <w:lvl w:ilvl="7" w:tentative="1">
+      <w:start w:val="1"/>
+      <w:numFmt w:val="bullet"/>
+      <w:lvlText w:val=""/>
+      <w:lvlJc w:val="left"/>
+      <w:pPr>
+        <w:tabs>
+          <w:tab w:val="num" w:pos="5760"/>
+        </w:tabs>
+        <w:ind w:left="5760" w:hanging="360"/>
+      </w:pPr>
+      <w:rPr>
+        <w:rFonts w:ascii="Wingdings" w:hAnsi="Wingdings" w:hint="default"/>
+        <w:sz w:val="20"/>
+      </w:rPr>
+    </w:lvl>
+    <w:lvl w:ilvl="8" w:tentative="1">
+      <w:start w:val="1"/>
+      <w:numFmt w:val="bullet"/>
+      <w:lvlText w:val=""/>
+      <w:lvlJc w:val="left"/>
+      <w:pPr>
+        <w:tabs>
+          <w:tab w:val="num" w:pos="6480"/>
+        </w:tabs>
+        <w:ind w:left="6480" w:hanging="360"/>
+      </w:pPr>
+      <w:rPr>
+        <w:rFonts w:ascii="Wingdings" w:hAnsi="Wingdings" w:hint="default"/>
+        <w:sz w:val="20"/>
+      </w:rPr>
+    </w:lvl>
+  </w:abstractNum>
+  <w:abstractNum w:abstractNumId="7" w15:restartNumberingAfterBreak="0">
     <w:nsid w:val="0CED18C7"/>
     <w:multiLevelType w:val="multilevel"/>
     <w:tmpl w:val="71F06E7C"/>
@@ -5461,7 +6688,7 @@
       </w:pPr>
     </w:lvl>
   </w:abstractNum>
-  <w:abstractNum w:abstractNumId="4" w15:restartNumberingAfterBreak="0">
+  <w:abstractNum w:abstractNumId="8" w15:restartNumberingAfterBreak="0">
     <w:nsid w:val="0E103E11"/>
     <w:multiLevelType w:val="multilevel"/>
     <w:tmpl w:val="91C4B7A4"/>
@@ -5610,7 +6837,7 @@
       </w:rPr>
     </w:lvl>
   </w:abstractNum>
-  <w:abstractNum w:abstractNumId="5" w15:restartNumberingAfterBreak="0">
+  <w:abstractNum w:abstractNumId="9" w15:restartNumberingAfterBreak="0">
     <w:nsid w:val="0EBC6843"/>
     <w:multiLevelType w:val="multilevel"/>
     <w:tmpl w:val="5680C130"/>
@@ -5759,7 +6986,7 @@
       </w:rPr>
     </w:lvl>
   </w:abstractNum>
-  <w:abstractNum w:abstractNumId="6" w15:restartNumberingAfterBreak="0">
+  <w:abstractNum w:abstractNumId="10" w15:restartNumberingAfterBreak="0">
     <w:nsid w:val="17DF78D5"/>
     <w:multiLevelType w:val="multilevel"/>
     <w:tmpl w:val="C52CE48E"/>
@@ -5872,7 +7099,7 @@
       </w:pPr>
     </w:lvl>
   </w:abstractNum>
-  <w:abstractNum w:abstractNumId="7" w15:restartNumberingAfterBreak="0">
+  <w:abstractNum w:abstractNumId="11" w15:restartNumberingAfterBreak="0">
     <w:nsid w:val="1FEB2F81"/>
     <w:multiLevelType w:val="multilevel"/>
     <w:tmpl w:val="253276B2"/>
@@ -5985,7 +7212,7 @@
       </w:pPr>
     </w:lvl>
   </w:abstractNum>
-  <w:abstractNum w:abstractNumId="8" w15:restartNumberingAfterBreak="0">
+  <w:abstractNum w:abstractNumId="12" w15:restartNumberingAfterBreak="0">
     <w:nsid w:val="205A56C1"/>
     <w:multiLevelType w:val="multilevel"/>
     <w:tmpl w:val="01E8A1F2"/>
@@ -6098,7 +7325,454 @@
       </w:pPr>
     </w:lvl>
   </w:abstractNum>
-  <w:abstractNum w:abstractNumId="9" w15:restartNumberingAfterBreak="0">
+  <w:abstractNum w:abstractNumId="13" w15:restartNumberingAfterBreak="0">
+    <w:nsid w:val="20731F58"/>
+    <w:multiLevelType w:val="multilevel"/>
+    <w:tmpl w:val="327C4858"/>
+    <w:lvl w:ilvl="0">
+      <w:start w:val="1"/>
+      <w:numFmt w:val="bullet"/>
+      <w:lvlText w:val=""/>
+      <w:lvlJc w:val="left"/>
+      <w:pPr>
+        <w:tabs>
+          <w:tab w:val="num" w:pos="720"/>
+        </w:tabs>
+        <w:ind w:left="720" w:hanging="360"/>
+      </w:pPr>
+      <w:rPr>
+        <w:rFonts w:ascii="Symbol" w:hAnsi="Symbol" w:hint="default"/>
+        <w:sz w:val="20"/>
+      </w:rPr>
+    </w:lvl>
+    <w:lvl w:ilvl="1" w:tentative="1">
+      <w:start w:val="1"/>
+      <w:numFmt w:val="bullet"/>
+      <w:lvlText w:val="o"/>
+      <w:lvlJc w:val="left"/>
+      <w:pPr>
+        <w:tabs>
+          <w:tab w:val="num" w:pos="1440"/>
+        </w:tabs>
+        <w:ind w:left="1440" w:hanging="360"/>
+      </w:pPr>
+      <w:rPr>
+        <w:rFonts w:ascii="Courier New" w:hAnsi="Courier New" w:hint="default"/>
+        <w:sz w:val="20"/>
+      </w:rPr>
+    </w:lvl>
+    <w:lvl w:ilvl="2" w:tentative="1">
+      <w:start w:val="1"/>
+      <w:numFmt w:val="bullet"/>
+      <w:lvlText w:val=""/>
+      <w:lvlJc w:val="left"/>
+      <w:pPr>
+        <w:tabs>
+          <w:tab w:val="num" w:pos="2160"/>
+        </w:tabs>
+        <w:ind w:left="2160" w:hanging="360"/>
+      </w:pPr>
+      <w:rPr>
+        <w:rFonts w:ascii="Wingdings" w:hAnsi="Wingdings" w:hint="default"/>
+        <w:sz w:val="20"/>
+      </w:rPr>
+    </w:lvl>
+    <w:lvl w:ilvl="3" w:tentative="1">
+      <w:start w:val="1"/>
+      <w:numFmt w:val="bullet"/>
+      <w:lvlText w:val=""/>
+      <w:lvlJc w:val="left"/>
+      <w:pPr>
+        <w:tabs>
+          <w:tab w:val="num" w:pos="2880"/>
+        </w:tabs>
+        <w:ind w:left="2880" w:hanging="360"/>
+      </w:pPr>
+      <w:rPr>
+        <w:rFonts w:ascii="Wingdings" w:hAnsi="Wingdings" w:hint="default"/>
+        <w:sz w:val="20"/>
+      </w:rPr>
+    </w:lvl>
+    <w:lvl w:ilvl="4" w:tentative="1">
+      <w:start w:val="1"/>
+      <w:numFmt w:val="bullet"/>
+      <w:lvlText w:val=""/>
+      <w:lvlJc w:val="left"/>
+      <w:pPr>
+        <w:tabs>
+          <w:tab w:val="num" w:pos="3600"/>
+        </w:tabs>
+        <w:ind w:left="3600" w:hanging="360"/>
+      </w:pPr>
+      <w:rPr>
+        <w:rFonts w:ascii="Wingdings" w:hAnsi="Wingdings" w:hint="default"/>
+        <w:sz w:val="20"/>
+      </w:rPr>
+    </w:lvl>
+    <w:lvl w:ilvl="5" w:tentative="1">
+      <w:start w:val="1"/>
+      <w:numFmt w:val="bullet"/>
+      <w:lvlText w:val=""/>
+      <w:lvlJc w:val="left"/>
+      <w:pPr>
+        <w:tabs>
+          <w:tab w:val="num" w:pos="4320"/>
+        </w:tabs>
+        <w:ind w:left="4320" w:hanging="360"/>
+      </w:pPr>
+      <w:rPr>
+        <w:rFonts w:ascii="Wingdings" w:hAnsi="Wingdings" w:hint="default"/>
+        <w:sz w:val="20"/>
+      </w:rPr>
+    </w:lvl>
+    <w:lvl w:ilvl="6" w:tentative="1">
+      <w:start w:val="1"/>
+      <w:numFmt w:val="bullet"/>
+      <w:lvlText w:val=""/>
+      <w:lvlJc w:val="left"/>
+      <w:pPr>
+        <w:tabs>
+          <w:tab w:val="num" w:pos="5040"/>
+        </w:tabs>
+        <w:ind w:left="5040" w:hanging="360"/>
+      </w:pPr>
+      <w:rPr>
+        <w:rFonts w:ascii="Wingdings" w:hAnsi="Wingdings" w:hint="default"/>
+        <w:sz w:val="20"/>
+      </w:rPr>
+    </w:lvl>
+    <w:lvl w:ilvl="7" w:tentative="1">
+      <w:start w:val="1"/>
+      <w:numFmt w:val="bullet"/>
+      <w:lvlText w:val=""/>
+      <w:lvlJc w:val="left"/>
+      <w:pPr>
+        <w:tabs>
+          <w:tab w:val="num" w:pos="5760"/>
+        </w:tabs>
+        <w:ind w:left="5760" w:hanging="360"/>
+      </w:pPr>
+      <w:rPr>
+        <w:rFonts w:ascii="Wingdings" w:hAnsi="Wingdings" w:hint="default"/>
+        <w:sz w:val="20"/>
+      </w:rPr>
+    </w:lvl>
+    <w:lvl w:ilvl="8" w:tentative="1">
+      <w:start w:val="1"/>
+      <w:numFmt w:val="bullet"/>
+      <w:lvlText w:val=""/>
+      <w:lvlJc w:val="left"/>
+      <w:pPr>
+        <w:tabs>
+          <w:tab w:val="num" w:pos="6480"/>
+        </w:tabs>
+        <w:ind w:left="6480" w:hanging="360"/>
+      </w:pPr>
+      <w:rPr>
+        <w:rFonts w:ascii="Wingdings" w:hAnsi="Wingdings" w:hint="default"/>
+        <w:sz w:val="20"/>
+      </w:rPr>
+    </w:lvl>
+  </w:abstractNum>
+  <w:abstractNum w:abstractNumId="14" w15:restartNumberingAfterBreak="0">
+    <w:nsid w:val="29252756"/>
+    <w:multiLevelType w:val="multilevel"/>
+    <w:tmpl w:val="87E6106A"/>
+    <w:lvl w:ilvl="0">
+      <w:start w:val="1"/>
+      <w:numFmt w:val="bullet"/>
+      <w:lvlText w:val=""/>
+      <w:lvlJc w:val="left"/>
+      <w:pPr>
+        <w:tabs>
+          <w:tab w:val="num" w:pos="720"/>
+        </w:tabs>
+        <w:ind w:left="720" w:hanging="360"/>
+      </w:pPr>
+      <w:rPr>
+        <w:rFonts w:ascii="Symbol" w:hAnsi="Symbol" w:hint="default"/>
+        <w:sz w:val="20"/>
+      </w:rPr>
+    </w:lvl>
+    <w:lvl w:ilvl="1" w:tentative="1">
+      <w:start w:val="1"/>
+      <w:numFmt w:val="bullet"/>
+      <w:lvlText w:val="o"/>
+      <w:lvlJc w:val="left"/>
+      <w:pPr>
+        <w:tabs>
+          <w:tab w:val="num" w:pos="1440"/>
+        </w:tabs>
+        <w:ind w:left="1440" w:hanging="360"/>
+      </w:pPr>
+      <w:rPr>
+        <w:rFonts w:ascii="Courier New" w:hAnsi="Courier New" w:hint="default"/>
+        <w:sz w:val="20"/>
+      </w:rPr>
+    </w:lvl>
+    <w:lvl w:ilvl="2" w:tentative="1">
+      <w:start w:val="1"/>
+      <w:numFmt w:val="bullet"/>
+      <w:lvlText w:val=""/>
+      <w:lvlJc w:val="left"/>
+      <w:pPr>
+        <w:tabs>
+          <w:tab w:val="num" w:pos="2160"/>
+        </w:tabs>
+        <w:ind w:left="2160" w:hanging="360"/>
+      </w:pPr>
+      <w:rPr>
+        <w:rFonts w:ascii="Wingdings" w:hAnsi="Wingdings" w:hint="default"/>
+        <w:sz w:val="20"/>
+      </w:rPr>
+    </w:lvl>
+    <w:lvl w:ilvl="3" w:tentative="1">
+      <w:start w:val="1"/>
+      <w:numFmt w:val="bullet"/>
+      <w:lvlText w:val=""/>
+      <w:lvlJc w:val="left"/>
+      <w:pPr>
+        <w:tabs>
+          <w:tab w:val="num" w:pos="2880"/>
+        </w:tabs>
+        <w:ind w:left="2880" w:hanging="360"/>
+      </w:pPr>
+      <w:rPr>
+        <w:rFonts w:ascii="Wingdings" w:hAnsi="Wingdings" w:hint="default"/>
+        <w:sz w:val="20"/>
+      </w:rPr>
+    </w:lvl>
+    <w:lvl w:ilvl="4" w:tentative="1">
+      <w:start w:val="1"/>
+      <w:numFmt w:val="bullet"/>
+      <w:lvlText w:val=""/>
+      <w:lvlJc w:val="left"/>
+      <w:pPr>
+        <w:tabs>
+          <w:tab w:val="num" w:pos="3600"/>
+        </w:tabs>
+        <w:ind w:left="3600" w:hanging="360"/>
+      </w:pPr>
+      <w:rPr>
+        <w:rFonts w:ascii="Wingdings" w:hAnsi="Wingdings" w:hint="default"/>
+        <w:sz w:val="20"/>
+      </w:rPr>
+    </w:lvl>
+    <w:lvl w:ilvl="5" w:tentative="1">
+      <w:start w:val="1"/>
+      <w:numFmt w:val="bullet"/>
+      <w:lvlText w:val=""/>
+      <w:lvlJc w:val="left"/>
+      <w:pPr>
+        <w:tabs>
+          <w:tab w:val="num" w:pos="4320"/>
+        </w:tabs>
+        <w:ind w:left="4320" w:hanging="360"/>
+      </w:pPr>
+      <w:rPr>
+        <w:rFonts w:ascii="Wingdings" w:hAnsi="Wingdings" w:hint="default"/>
+        <w:sz w:val="20"/>
+      </w:rPr>
+    </w:lvl>
+    <w:lvl w:ilvl="6" w:tentative="1">
+      <w:start w:val="1"/>
+      <w:numFmt w:val="bullet"/>
+      <w:lvlText w:val=""/>
+      <w:lvlJc w:val="left"/>
+      <w:pPr>
+        <w:tabs>
+          <w:tab w:val="num" w:pos="5040"/>
+        </w:tabs>
+        <w:ind w:left="5040" w:hanging="360"/>
+      </w:pPr>
+      <w:rPr>
+        <w:rFonts w:ascii="Wingdings" w:hAnsi="Wingdings" w:hint="default"/>
+        <w:sz w:val="20"/>
+      </w:rPr>
+    </w:lvl>
+    <w:lvl w:ilvl="7" w:tentative="1">
+      <w:start w:val="1"/>
+      <w:numFmt w:val="bullet"/>
+      <w:lvlText w:val=""/>
+      <w:lvlJc w:val="left"/>
+      <w:pPr>
+        <w:tabs>
+          <w:tab w:val="num" w:pos="5760"/>
+        </w:tabs>
+        <w:ind w:left="5760" w:hanging="360"/>
+      </w:pPr>
+      <w:rPr>
+        <w:rFonts w:ascii="Wingdings" w:hAnsi="Wingdings" w:hint="default"/>
+        <w:sz w:val="20"/>
+      </w:rPr>
+    </w:lvl>
+    <w:lvl w:ilvl="8" w:tentative="1">
+      <w:start w:val="1"/>
+      <w:numFmt w:val="bullet"/>
+      <w:lvlText w:val=""/>
+      <w:lvlJc w:val="left"/>
+      <w:pPr>
+        <w:tabs>
+          <w:tab w:val="num" w:pos="6480"/>
+        </w:tabs>
+        <w:ind w:left="6480" w:hanging="360"/>
+      </w:pPr>
+      <w:rPr>
+        <w:rFonts w:ascii="Wingdings" w:hAnsi="Wingdings" w:hint="default"/>
+        <w:sz w:val="20"/>
+      </w:rPr>
+    </w:lvl>
+  </w:abstractNum>
+  <w:abstractNum w:abstractNumId="15" w15:restartNumberingAfterBreak="0">
+    <w:nsid w:val="2BD847E4"/>
+    <w:multiLevelType w:val="multilevel"/>
+    <w:tmpl w:val="5108FE98"/>
+    <w:lvl w:ilvl="0">
+      <w:start w:val="1"/>
+      <w:numFmt w:val="bullet"/>
+      <w:lvlText w:val=""/>
+      <w:lvlJc w:val="left"/>
+      <w:pPr>
+        <w:tabs>
+          <w:tab w:val="num" w:pos="720"/>
+        </w:tabs>
+        <w:ind w:left="720" w:hanging="360"/>
+      </w:pPr>
+      <w:rPr>
+        <w:rFonts w:ascii="Symbol" w:hAnsi="Symbol" w:hint="default"/>
+        <w:sz w:val="20"/>
+      </w:rPr>
+    </w:lvl>
+    <w:lvl w:ilvl="1" w:tentative="1">
+      <w:start w:val="1"/>
+      <w:numFmt w:val="bullet"/>
+      <w:lvlText w:val="o"/>
+      <w:lvlJc w:val="left"/>
+      <w:pPr>
+        <w:tabs>
+          <w:tab w:val="num" w:pos="1440"/>
+        </w:tabs>
+        <w:ind w:left="1440" w:hanging="360"/>
+      </w:pPr>
+      <w:rPr>
+        <w:rFonts w:ascii="Courier New" w:hAnsi="Courier New" w:hint="default"/>
+        <w:sz w:val="20"/>
+      </w:rPr>
+    </w:lvl>
+    <w:lvl w:ilvl="2" w:tentative="1">
+      <w:start w:val="1"/>
+      <w:numFmt w:val="bullet"/>
+      <w:lvlText w:val=""/>
+      <w:lvlJc w:val="left"/>
+      <w:pPr>
+        <w:tabs>
+          <w:tab w:val="num" w:pos="2160"/>
+        </w:tabs>
+        <w:ind w:left="2160" w:hanging="360"/>
+      </w:pPr>
+      <w:rPr>
+        <w:rFonts w:ascii="Wingdings" w:hAnsi="Wingdings" w:hint="default"/>
+        <w:sz w:val="20"/>
+      </w:rPr>
+    </w:lvl>
+    <w:lvl w:ilvl="3" w:tentative="1">
+      <w:start w:val="1"/>
+      <w:numFmt w:val="bullet"/>
+      <w:lvlText w:val=""/>
+      <w:lvlJc w:val="left"/>
+      <w:pPr>
+        <w:tabs>
+          <w:tab w:val="num" w:pos="2880"/>
+        </w:tabs>
+        <w:ind w:left="2880" w:hanging="360"/>
+      </w:pPr>
+      <w:rPr>
+        <w:rFonts w:ascii="Wingdings" w:hAnsi="Wingdings" w:hint="default"/>
+        <w:sz w:val="20"/>
+      </w:rPr>
+    </w:lvl>
+    <w:lvl w:ilvl="4" w:tentative="1">
+      <w:start w:val="1"/>
+      <w:numFmt w:val="bullet"/>
+      <w:lvlText w:val=""/>
+      <w:lvlJc w:val="left"/>
+      <w:pPr>
+        <w:tabs>
+          <w:tab w:val="num" w:pos="3600"/>
+        </w:tabs>
+        <w:ind w:left="3600" w:hanging="360"/>
+      </w:pPr>
+      <w:rPr>
+        <w:rFonts w:ascii="Wingdings" w:hAnsi="Wingdings" w:hint="default"/>
+        <w:sz w:val="20"/>
+      </w:rPr>
+    </w:lvl>
+    <w:lvl w:ilvl="5" w:tentative="1">
+      <w:start w:val="1"/>
+      <w:numFmt w:val="bullet"/>
+      <w:lvlText w:val=""/>
+      <w:lvlJc w:val="left"/>
+      <w:pPr>
+        <w:tabs>
+          <w:tab w:val="num" w:pos="4320"/>
+        </w:tabs>
+        <w:ind w:left="4320" w:hanging="360"/>
+      </w:pPr>
+      <w:rPr>
+        <w:rFonts w:ascii="Wingdings" w:hAnsi="Wingdings" w:hint="default"/>
+        <w:sz w:val="20"/>
+      </w:rPr>
+    </w:lvl>
+    <w:lvl w:ilvl="6" w:tentative="1">
+      <w:start w:val="1"/>
+      <w:numFmt w:val="bullet"/>
+      <w:lvlText w:val=""/>
+      <w:lvlJc w:val="left"/>
+      <w:pPr>
+        <w:tabs>
+          <w:tab w:val="num" w:pos="5040"/>
+        </w:tabs>
+        <w:ind w:left="5040" w:hanging="360"/>
+      </w:pPr>
+      <w:rPr>
+        <w:rFonts w:ascii="Wingdings" w:hAnsi="Wingdings" w:hint="default"/>
+        <w:sz w:val="20"/>
+      </w:rPr>
+    </w:lvl>
+    <w:lvl w:ilvl="7" w:tentative="1">
+      <w:start w:val="1"/>
+      <w:numFmt w:val="bullet"/>
+      <w:lvlText w:val=""/>
+      <w:lvlJc w:val="left"/>
+      <w:pPr>
+        <w:tabs>
+          <w:tab w:val="num" w:pos="5760"/>
+        </w:tabs>
+        <w:ind w:left="5760" w:hanging="360"/>
+      </w:pPr>
+      <w:rPr>
+        <w:rFonts w:ascii="Wingdings" w:hAnsi="Wingdings" w:hint="default"/>
+        <w:sz w:val="20"/>
+      </w:rPr>
+    </w:lvl>
+    <w:lvl w:ilvl="8" w:tentative="1">
+      <w:start w:val="1"/>
+      <w:numFmt w:val="bullet"/>
+      <w:lvlText w:val=""/>
+      <w:lvlJc w:val="left"/>
+      <w:pPr>
+        <w:tabs>
+          <w:tab w:val="num" w:pos="6480"/>
+        </w:tabs>
+        <w:ind w:left="6480" w:hanging="360"/>
+      </w:pPr>
+      <w:rPr>
+        <w:rFonts w:ascii="Wingdings" w:hAnsi="Wingdings" w:hint="default"/>
+        <w:sz w:val="20"/>
+      </w:rPr>
+    </w:lvl>
+  </w:abstractNum>
+  <w:abstractNum w:abstractNumId="16" w15:restartNumberingAfterBreak="0">
     <w:nsid w:val="2F3E1858"/>
     <w:multiLevelType w:val="multilevel"/>
     <w:tmpl w:val="190EA0CC"/>
@@ -6211,7 +7885,156 @@
       </w:pPr>
     </w:lvl>
   </w:abstractNum>
-  <w:abstractNum w:abstractNumId="10" w15:restartNumberingAfterBreak="0">
+  <w:abstractNum w:abstractNumId="17" w15:restartNumberingAfterBreak="0">
+    <w:nsid w:val="31AC623C"/>
+    <w:multiLevelType w:val="multilevel"/>
+    <w:tmpl w:val="A4D064FC"/>
+    <w:lvl w:ilvl="0">
+      <w:start w:val="1"/>
+      <w:numFmt w:val="bullet"/>
+      <w:lvlText w:val=""/>
+      <w:lvlJc w:val="left"/>
+      <w:pPr>
+        <w:tabs>
+          <w:tab w:val="num" w:pos="720"/>
+        </w:tabs>
+        <w:ind w:left="720" w:hanging="360"/>
+      </w:pPr>
+      <w:rPr>
+        <w:rFonts w:ascii="Symbol" w:hAnsi="Symbol" w:hint="default"/>
+        <w:sz w:val="20"/>
+      </w:rPr>
+    </w:lvl>
+    <w:lvl w:ilvl="1" w:tentative="1">
+      <w:start w:val="1"/>
+      <w:numFmt w:val="bullet"/>
+      <w:lvlText w:val="o"/>
+      <w:lvlJc w:val="left"/>
+      <w:pPr>
+        <w:tabs>
+          <w:tab w:val="num" w:pos="1440"/>
+        </w:tabs>
+        <w:ind w:left="1440" w:hanging="360"/>
+      </w:pPr>
+      <w:rPr>
+        <w:rFonts w:ascii="Courier New" w:hAnsi="Courier New" w:hint="default"/>
+        <w:sz w:val="20"/>
+      </w:rPr>
+    </w:lvl>
+    <w:lvl w:ilvl="2" w:tentative="1">
+      <w:start w:val="1"/>
+      <w:numFmt w:val="bullet"/>
+      <w:lvlText w:val=""/>
+      <w:lvlJc w:val="left"/>
+      <w:pPr>
+        <w:tabs>
+          <w:tab w:val="num" w:pos="2160"/>
+        </w:tabs>
+        <w:ind w:left="2160" w:hanging="360"/>
+      </w:pPr>
+      <w:rPr>
+        <w:rFonts w:ascii="Wingdings" w:hAnsi="Wingdings" w:hint="default"/>
+        <w:sz w:val="20"/>
+      </w:rPr>
+    </w:lvl>
+    <w:lvl w:ilvl="3" w:tentative="1">
+      <w:start w:val="1"/>
+      <w:numFmt w:val="bullet"/>
+      <w:lvlText w:val=""/>
+      <w:lvlJc w:val="left"/>
+      <w:pPr>
+        <w:tabs>
+          <w:tab w:val="num" w:pos="2880"/>
+        </w:tabs>
+        <w:ind w:left="2880" w:hanging="360"/>
+      </w:pPr>
+      <w:rPr>
+        <w:rFonts w:ascii="Wingdings" w:hAnsi="Wingdings" w:hint="default"/>
+        <w:sz w:val="20"/>
+      </w:rPr>
+    </w:lvl>
+    <w:lvl w:ilvl="4" w:tentative="1">
+      <w:start w:val="1"/>
+      <w:numFmt w:val="bullet"/>
+      <w:lvlText w:val=""/>
+      <w:lvlJc w:val="left"/>
+      <w:pPr>
+        <w:tabs>
+          <w:tab w:val="num" w:pos="3600"/>
+        </w:tabs>
+        <w:ind w:left="3600" w:hanging="360"/>
+      </w:pPr>
+      <w:rPr>
+        <w:rFonts w:ascii="Wingdings" w:hAnsi="Wingdings" w:hint="default"/>
+        <w:sz w:val="20"/>
+      </w:rPr>
+    </w:lvl>
+    <w:lvl w:ilvl="5" w:tentative="1">
+      <w:start w:val="1"/>
+      <w:numFmt w:val="bullet"/>
+      <w:lvlText w:val=""/>
+      <w:lvlJc w:val="left"/>
+      <w:pPr>
+        <w:tabs>
+          <w:tab w:val="num" w:pos="4320"/>
+        </w:tabs>
+        <w:ind w:left="4320" w:hanging="360"/>
+      </w:pPr>
+      <w:rPr>
+        <w:rFonts w:ascii="Wingdings" w:hAnsi="Wingdings" w:hint="default"/>
+        <w:sz w:val="20"/>
+      </w:rPr>
+    </w:lvl>
+    <w:lvl w:ilvl="6" w:tentative="1">
+      <w:start w:val="1"/>
+      <w:numFmt w:val="bullet"/>
+      <w:lvlText w:val=""/>
+      <w:lvlJc w:val="left"/>
+      <w:pPr>
+        <w:tabs>
+          <w:tab w:val="num" w:pos="5040"/>
+        </w:tabs>
+        <w:ind w:left="5040" w:hanging="360"/>
+      </w:pPr>
+      <w:rPr>
+        <w:rFonts w:ascii="Wingdings" w:hAnsi="Wingdings" w:hint="default"/>
+        <w:sz w:val="20"/>
+      </w:rPr>
+    </w:lvl>
+    <w:lvl w:ilvl="7" w:tentative="1">
+      <w:start w:val="1"/>
+      <w:numFmt w:val="bullet"/>
+      <w:lvlText w:val=""/>
+      <w:lvlJc w:val="left"/>
+      <w:pPr>
+        <w:tabs>
+          <w:tab w:val="num" w:pos="5760"/>
+        </w:tabs>
+        <w:ind w:left="5760" w:hanging="360"/>
+      </w:pPr>
+      <w:rPr>
+        <w:rFonts w:ascii="Wingdings" w:hAnsi="Wingdings" w:hint="default"/>
+        <w:sz w:val="20"/>
+      </w:rPr>
+    </w:lvl>
+    <w:lvl w:ilvl="8" w:tentative="1">
+      <w:start w:val="1"/>
+      <w:numFmt w:val="bullet"/>
+      <w:lvlText w:val=""/>
+      <w:lvlJc w:val="left"/>
+      <w:pPr>
+        <w:tabs>
+          <w:tab w:val="num" w:pos="6480"/>
+        </w:tabs>
+        <w:ind w:left="6480" w:hanging="360"/>
+      </w:pPr>
+      <w:rPr>
+        <w:rFonts w:ascii="Wingdings" w:hAnsi="Wingdings" w:hint="default"/>
+        <w:sz w:val="20"/>
+      </w:rPr>
+    </w:lvl>
+  </w:abstractNum>
+  <w:abstractNum w:abstractNumId="18" w15:restartNumberingAfterBreak="0">
     <w:nsid w:val="36730DB5"/>
     <w:multiLevelType w:val="multilevel"/>
     <w:tmpl w:val="FF284852"/>
@@ -6324,7 +8147,156 @@
       </w:pPr>
     </w:lvl>
   </w:abstractNum>
-  <w:abstractNum w:abstractNumId="11" w15:restartNumberingAfterBreak="0">
+  <w:abstractNum w:abstractNumId="19" w15:restartNumberingAfterBreak="0">
+    <w:nsid w:val="37654E02"/>
+    <w:multiLevelType w:val="multilevel"/>
+    <w:tmpl w:val="F2A42604"/>
+    <w:lvl w:ilvl="0">
+      <w:start w:val="1"/>
+      <w:numFmt w:val="bullet"/>
+      <w:lvlText w:val=""/>
+      <w:lvlJc w:val="left"/>
+      <w:pPr>
+        <w:tabs>
+          <w:tab w:val="num" w:pos="720"/>
+        </w:tabs>
+        <w:ind w:left="720" w:hanging="360"/>
+      </w:pPr>
+      <w:rPr>
+        <w:rFonts w:ascii="Symbol" w:hAnsi="Symbol" w:hint="default"/>
+        <w:sz w:val="20"/>
+      </w:rPr>
+    </w:lvl>
+    <w:lvl w:ilvl="1" w:tentative="1">
+      <w:start w:val="1"/>
+      <w:numFmt w:val="bullet"/>
+      <w:lvlText w:val="o"/>
+      <w:lvlJc w:val="left"/>
+      <w:pPr>
+        <w:tabs>
+          <w:tab w:val="num" w:pos="1440"/>
+        </w:tabs>
+        <w:ind w:left="1440" w:hanging="360"/>
+      </w:pPr>
+      <w:rPr>
+        <w:rFonts w:ascii="Courier New" w:hAnsi="Courier New" w:hint="default"/>
+        <w:sz w:val="20"/>
+      </w:rPr>
+    </w:lvl>
+    <w:lvl w:ilvl="2" w:tentative="1">
+      <w:start w:val="1"/>
+      <w:numFmt w:val="bullet"/>
+      <w:lvlText w:val=""/>
+      <w:lvlJc w:val="left"/>
+      <w:pPr>
+        <w:tabs>
+          <w:tab w:val="num" w:pos="2160"/>
+        </w:tabs>
+        <w:ind w:left="2160" w:hanging="360"/>
+      </w:pPr>
+      <w:rPr>
+        <w:rFonts w:ascii="Wingdings" w:hAnsi="Wingdings" w:hint="default"/>
+        <w:sz w:val="20"/>
+      </w:rPr>
+    </w:lvl>
+    <w:lvl w:ilvl="3" w:tentative="1">
+      <w:start w:val="1"/>
+      <w:numFmt w:val="bullet"/>
+      <w:lvlText w:val=""/>
+      <w:lvlJc w:val="left"/>
+      <w:pPr>
+        <w:tabs>
+          <w:tab w:val="num" w:pos="2880"/>
+        </w:tabs>
+        <w:ind w:left="2880" w:hanging="360"/>
+      </w:pPr>
+      <w:rPr>
+        <w:rFonts w:ascii="Wingdings" w:hAnsi="Wingdings" w:hint="default"/>
+        <w:sz w:val="20"/>
+      </w:rPr>
+    </w:lvl>
+    <w:lvl w:ilvl="4" w:tentative="1">
+      <w:start w:val="1"/>
+      <w:numFmt w:val="bullet"/>
+      <w:lvlText w:val=""/>
+      <w:lvlJc w:val="left"/>
+      <w:pPr>
+        <w:tabs>
+          <w:tab w:val="num" w:pos="3600"/>
+        </w:tabs>
+        <w:ind w:left="3600" w:hanging="360"/>
+      </w:pPr>
+      <w:rPr>
+        <w:rFonts w:ascii="Wingdings" w:hAnsi="Wingdings" w:hint="default"/>
+        <w:sz w:val="20"/>
+      </w:rPr>
+    </w:lvl>
+    <w:lvl w:ilvl="5" w:tentative="1">
+      <w:start w:val="1"/>
+      <w:numFmt w:val="bullet"/>
+      <w:lvlText w:val=""/>
+      <w:lvlJc w:val="left"/>
+      <w:pPr>
+        <w:tabs>
+          <w:tab w:val="num" w:pos="4320"/>
+        </w:tabs>
+        <w:ind w:left="4320" w:hanging="360"/>
+      </w:pPr>
+      <w:rPr>
+        <w:rFonts w:ascii="Wingdings" w:hAnsi="Wingdings" w:hint="default"/>
+        <w:sz w:val="20"/>
+      </w:rPr>
+    </w:lvl>
+    <w:lvl w:ilvl="6" w:tentative="1">
+      <w:start w:val="1"/>
+      <w:numFmt w:val="bullet"/>
+      <w:lvlText w:val=""/>
+      <w:lvlJc w:val="left"/>
+      <w:pPr>
+        <w:tabs>
+          <w:tab w:val="num" w:pos="5040"/>
+        </w:tabs>
+        <w:ind w:left="5040" w:hanging="360"/>
+      </w:pPr>
+      <w:rPr>
+        <w:rFonts w:ascii="Wingdings" w:hAnsi="Wingdings" w:hint="default"/>
+        <w:sz w:val="20"/>
+      </w:rPr>
+    </w:lvl>
+    <w:lvl w:ilvl="7" w:tentative="1">
+      <w:start w:val="1"/>
+      <w:numFmt w:val="bullet"/>
+      <w:lvlText w:val=""/>
+      <w:lvlJc w:val="left"/>
+      <w:pPr>
+        <w:tabs>
+          <w:tab w:val="num" w:pos="5760"/>
+        </w:tabs>
+        <w:ind w:left="5760" w:hanging="360"/>
+      </w:pPr>
+      <w:rPr>
+        <w:rFonts w:ascii="Wingdings" w:hAnsi="Wingdings" w:hint="default"/>
+        <w:sz w:val="20"/>
+      </w:rPr>
+    </w:lvl>
+    <w:lvl w:ilvl="8" w:tentative="1">
+      <w:start w:val="1"/>
+      <w:numFmt w:val="bullet"/>
+      <w:lvlText w:val=""/>
+      <w:lvlJc w:val="left"/>
+      <w:pPr>
+        <w:tabs>
+          <w:tab w:val="num" w:pos="6480"/>
+        </w:tabs>
+        <w:ind w:left="6480" w:hanging="360"/>
+      </w:pPr>
+      <w:rPr>
+        <w:rFonts w:ascii="Wingdings" w:hAnsi="Wingdings" w:hint="default"/>
+        <w:sz w:val="20"/>
+      </w:rPr>
+    </w:lvl>
+  </w:abstractNum>
+  <w:abstractNum w:abstractNumId="20" w15:restartNumberingAfterBreak="0">
     <w:nsid w:val="38611124"/>
     <w:multiLevelType w:val="multilevel"/>
     <w:tmpl w:val="7FAA188C"/>
@@ -6473,7 +8445,7 @@
       </w:rPr>
     </w:lvl>
   </w:abstractNum>
-  <w:abstractNum w:abstractNumId="12" w15:restartNumberingAfterBreak="0">
+  <w:abstractNum w:abstractNumId="21" w15:restartNumberingAfterBreak="0">
     <w:nsid w:val="388572D2"/>
     <w:multiLevelType w:val="multilevel"/>
     <w:tmpl w:val="705AC048"/>
@@ -6586,7 +8558,7 @@
       </w:pPr>
     </w:lvl>
   </w:abstractNum>
-  <w:abstractNum w:abstractNumId="13" w15:restartNumberingAfterBreak="0">
+  <w:abstractNum w:abstractNumId="22" w15:restartNumberingAfterBreak="0">
     <w:nsid w:val="4569210A"/>
     <w:multiLevelType w:val="multilevel"/>
     <w:tmpl w:val="4CA82DEE"/>
@@ -6735,7 +8707,7 @@
       </w:rPr>
     </w:lvl>
   </w:abstractNum>
-  <w:abstractNum w:abstractNumId="14" w15:restartNumberingAfterBreak="0">
+  <w:abstractNum w:abstractNumId="23" w15:restartNumberingAfterBreak="0">
     <w:nsid w:val="46741A15"/>
     <w:multiLevelType w:val="multilevel"/>
     <w:tmpl w:val="A0486856"/>
@@ -6884,7 +8856,7 @@
       </w:rPr>
     </w:lvl>
   </w:abstractNum>
-  <w:abstractNum w:abstractNumId="15" w15:restartNumberingAfterBreak="0">
+  <w:abstractNum w:abstractNumId="24" w15:restartNumberingAfterBreak="0">
     <w:nsid w:val="497F421D"/>
     <w:multiLevelType w:val="multilevel"/>
     <w:tmpl w:val="361ACD98"/>
@@ -6997,7 +8969,156 @@
       </w:pPr>
     </w:lvl>
   </w:abstractNum>
-  <w:abstractNum w:abstractNumId="16" w15:restartNumberingAfterBreak="0">
+  <w:abstractNum w:abstractNumId="25" w15:restartNumberingAfterBreak="0">
+    <w:nsid w:val="4CD25FBA"/>
+    <w:multiLevelType w:val="multilevel"/>
+    <w:tmpl w:val="4E20B544"/>
+    <w:lvl w:ilvl="0">
+      <w:start w:val="1"/>
+      <w:numFmt w:val="bullet"/>
+      <w:lvlText w:val=""/>
+      <w:lvlJc w:val="left"/>
+      <w:pPr>
+        <w:tabs>
+          <w:tab w:val="num" w:pos="720"/>
+        </w:tabs>
+        <w:ind w:left="720" w:hanging="360"/>
+      </w:pPr>
+      <w:rPr>
+        <w:rFonts w:ascii="Symbol" w:hAnsi="Symbol" w:hint="default"/>
+        <w:sz w:val="20"/>
+      </w:rPr>
+    </w:lvl>
+    <w:lvl w:ilvl="1" w:tentative="1">
+      <w:start w:val="1"/>
+      <w:numFmt w:val="bullet"/>
+      <w:lvlText w:val="o"/>
+      <w:lvlJc w:val="left"/>
+      <w:pPr>
+        <w:tabs>
+          <w:tab w:val="num" w:pos="1440"/>
+        </w:tabs>
+        <w:ind w:left="1440" w:hanging="360"/>
+      </w:pPr>
+      <w:rPr>
+        <w:rFonts w:ascii="Courier New" w:hAnsi="Courier New" w:hint="default"/>
+        <w:sz w:val="20"/>
+      </w:rPr>
+    </w:lvl>
+    <w:lvl w:ilvl="2" w:tentative="1">
+      <w:start w:val="1"/>
+      <w:numFmt w:val="bullet"/>
+      <w:lvlText w:val=""/>
+      <w:lvlJc w:val="left"/>
+      <w:pPr>
+        <w:tabs>
+          <w:tab w:val="num" w:pos="2160"/>
+        </w:tabs>
+        <w:ind w:left="2160" w:hanging="360"/>
+      </w:pPr>
+      <w:rPr>
+        <w:rFonts w:ascii="Wingdings" w:hAnsi="Wingdings" w:hint="default"/>
+        <w:sz w:val="20"/>
+      </w:rPr>
+    </w:lvl>
+    <w:lvl w:ilvl="3" w:tentative="1">
+      <w:start w:val="1"/>
+      <w:numFmt w:val="bullet"/>
+      <w:lvlText w:val=""/>
+      <w:lvlJc w:val="left"/>
+      <w:pPr>
+        <w:tabs>
+          <w:tab w:val="num" w:pos="2880"/>
+        </w:tabs>
+        <w:ind w:left="2880" w:hanging="360"/>
+      </w:pPr>
+      <w:rPr>
+        <w:rFonts w:ascii="Wingdings" w:hAnsi="Wingdings" w:hint="default"/>
+        <w:sz w:val="20"/>
+      </w:rPr>
+    </w:lvl>
+    <w:lvl w:ilvl="4" w:tentative="1">
+      <w:start w:val="1"/>
+      <w:numFmt w:val="bullet"/>
+      <w:lvlText w:val=""/>
+      <w:lvlJc w:val="left"/>
+      <w:pPr>
+        <w:tabs>
+          <w:tab w:val="num" w:pos="3600"/>
+        </w:tabs>
+        <w:ind w:left="3600" w:hanging="360"/>
+      </w:pPr>
+      <w:rPr>
+        <w:rFonts w:ascii="Wingdings" w:hAnsi="Wingdings" w:hint="default"/>
+        <w:sz w:val="20"/>
+      </w:rPr>
+    </w:lvl>
+    <w:lvl w:ilvl="5" w:tentative="1">
+      <w:start w:val="1"/>
+      <w:numFmt w:val="bullet"/>
+      <w:lvlText w:val=""/>
+      <w:lvlJc w:val="left"/>
+      <w:pPr>
+        <w:tabs>
+          <w:tab w:val="num" w:pos="4320"/>
+        </w:tabs>
+        <w:ind w:left="4320" w:hanging="360"/>
+      </w:pPr>
+      <w:rPr>
+        <w:rFonts w:ascii="Wingdings" w:hAnsi="Wingdings" w:hint="default"/>
+        <w:sz w:val="20"/>
+      </w:rPr>
+    </w:lvl>
+    <w:lvl w:ilvl="6" w:tentative="1">
+      <w:start w:val="1"/>
+      <w:numFmt w:val="bullet"/>
+      <w:lvlText w:val=""/>
+      <w:lvlJc w:val="left"/>
+      <w:pPr>
+        <w:tabs>
+          <w:tab w:val="num" w:pos="5040"/>
+        </w:tabs>
+        <w:ind w:left="5040" w:hanging="360"/>
+      </w:pPr>
+      <w:rPr>
+        <w:rFonts w:ascii="Wingdings" w:hAnsi="Wingdings" w:hint="default"/>
+        <w:sz w:val="20"/>
+      </w:rPr>
+    </w:lvl>
+    <w:lvl w:ilvl="7" w:tentative="1">
+      <w:start w:val="1"/>
+      <w:numFmt w:val="bullet"/>
+      <w:lvlText w:val=""/>
+      <w:lvlJc w:val="left"/>
+      <w:pPr>
+        <w:tabs>
+          <w:tab w:val="num" w:pos="5760"/>
+        </w:tabs>
+        <w:ind w:left="5760" w:hanging="360"/>
+      </w:pPr>
+      <w:rPr>
+        <w:rFonts w:ascii="Wingdings" w:hAnsi="Wingdings" w:hint="default"/>
+        <w:sz w:val="20"/>
+      </w:rPr>
+    </w:lvl>
+    <w:lvl w:ilvl="8" w:tentative="1">
+      <w:start w:val="1"/>
+      <w:numFmt w:val="bullet"/>
+      <w:lvlText w:val=""/>
+      <w:lvlJc w:val="left"/>
+      <w:pPr>
+        <w:tabs>
+          <w:tab w:val="num" w:pos="6480"/>
+        </w:tabs>
+        <w:ind w:left="6480" w:hanging="360"/>
+      </w:pPr>
+      <w:rPr>
+        <w:rFonts w:ascii="Wingdings" w:hAnsi="Wingdings" w:hint="default"/>
+        <w:sz w:val="20"/>
+      </w:rPr>
+    </w:lvl>
+  </w:abstractNum>
+  <w:abstractNum w:abstractNumId="26" w15:restartNumberingAfterBreak="0">
     <w:nsid w:val="55765C41"/>
     <w:multiLevelType w:val="multilevel"/>
     <w:tmpl w:val="D08AB2C2"/>
@@ -7146,7 +9267,7 @@
       </w:rPr>
     </w:lvl>
   </w:abstractNum>
-  <w:abstractNum w:abstractNumId="17" w15:restartNumberingAfterBreak="0">
+  <w:abstractNum w:abstractNumId="27" w15:restartNumberingAfterBreak="0">
     <w:nsid w:val="57C97A43"/>
     <w:multiLevelType w:val="multilevel"/>
     <w:tmpl w:val="7A50F060"/>
@@ -7295,7 +9416,7 @@
       </w:rPr>
     </w:lvl>
   </w:abstractNum>
-  <w:abstractNum w:abstractNumId="18" w15:restartNumberingAfterBreak="0">
+  <w:abstractNum w:abstractNumId="28" w15:restartNumberingAfterBreak="0">
     <w:nsid w:val="59777731"/>
     <w:multiLevelType w:val="multilevel"/>
     <w:tmpl w:val="DC427D46"/>
@@ -7444,7 +9565,7 @@
       </w:rPr>
     </w:lvl>
   </w:abstractNum>
-  <w:abstractNum w:abstractNumId="19" w15:restartNumberingAfterBreak="0">
+  <w:abstractNum w:abstractNumId="29" w15:restartNumberingAfterBreak="0">
     <w:nsid w:val="5C0205D2"/>
     <w:multiLevelType w:val="multilevel"/>
     <w:tmpl w:val="D0A27334"/>
@@ -7557,7 +9678,7 @@
       </w:pPr>
     </w:lvl>
   </w:abstractNum>
-  <w:abstractNum w:abstractNumId="20" w15:restartNumberingAfterBreak="0">
+  <w:abstractNum w:abstractNumId="30" w15:restartNumberingAfterBreak="0">
     <w:nsid w:val="5CA32000"/>
     <w:multiLevelType w:val="multilevel"/>
     <w:tmpl w:val="BDBC624E"/>
@@ -7706,10 +9827,10 @@
       </w:rPr>
     </w:lvl>
   </w:abstractNum>
-  <w:abstractNum w:abstractNumId="21" w15:restartNumberingAfterBreak="0">
+  <w:abstractNum w:abstractNumId="31" w15:restartNumberingAfterBreak="0">
     <w:nsid w:val="5FAA5870"/>
     <w:multiLevelType w:val="hybridMultilevel"/>
-    <w:tmpl w:val="45E4D030"/>
+    <w:tmpl w:val="895E409C"/>
     <w:lvl w:ilvl="0" w:tplc="0415000F">
       <w:start w:val="1"/>
       <w:numFmt w:val="decimal"/>
@@ -7795,7 +9916,7 @@
       </w:pPr>
     </w:lvl>
   </w:abstractNum>
-  <w:abstractNum w:abstractNumId="22" w15:restartNumberingAfterBreak="0">
+  <w:abstractNum w:abstractNumId="32" w15:restartNumberingAfterBreak="0">
     <w:nsid w:val="5FC24D81"/>
     <w:multiLevelType w:val="multilevel"/>
     <w:tmpl w:val="48BCEAA6"/>
@@ -7944,7 +10065,156 @@
       </w:rPr>
     </w:lvl>
   </w:abstractNum>
-  <w:abstractNum w:abstractNumId="23" w15:restartNumberingAfterBreak="0">
+  <w:abstractNum w:abstractNumId="33" w15:restartNumberingAfterBreak="0">
+    <w:nsid w:val="63D35525"/>
+    <w:multiLevelType w:val="multilevel"/>
+    <w:tmpl w:val="4FAE2088"/>
+    <w:lvl w:ilvl="0">
+      <w:start w:val="1"/>
+      <w:numFmt w:val="bullet"/>
+      <w:lvlText w:val=""/>
+      <w:lvlJc w:val="left"/>
+      <w:pPr>
+        <w:tabs>
+          <w:tab w:val="num" w:pos="720"/>
+        </w:tabs>
+        <w:ind w:left="720" w:hanging="360"/>
+      </w:pPr>
+      <w:rPr>
+        <w:rFonts w:ascii="Symbol" w:hAnsi="Symbol" w:hint="default"/>
+        <w:sz w:val="20"/>
+      </w:rPr>
+    </w:lvl>
+    <w:lvl w:ilvl="1" w:tentative="1">
+      <w:start w:val="1"/>
+      <w:numFmt w:val="bullet"/>
+      <w:lvlText w:val="o"/>
+      <w:lvlJc w:val="left"/>
+      <w:pPr>
+        <w:tabs>
+          <w:tab w:val="num" w:pos="1440"/>
+        </w:tabs>
+        <w:ind w:left="1440" w:hanging="360"/>
+      </w:pPr>
+      <w:rPr>
+        <w:rFonts w:ascii="Courier New" w:hAnsi="Courier New" w:hint="default"/>
+        <w:sz w:val="20"/>
+      </w:rPr>
+    </w:lvl>
+    <w:lvl w:ilvl="2" w:tentative="1">
+      <w:start w:val="1"/>
+      <w:numFmt w:val="bullet"/>
+      <w:lvlText w:val=""/>
+      <w:lvlJc w:val="left"/>
+      <w:pPr>
+        <w:tabs>
+          <w:tab w:val="num" w:pos="2160"/>
+        </w:tabs>
+        <w:ind w:left="2160" w:hanging="360"/>
+      </w:pPr>
+      <w:rPr>
+        <w:rFonts w:ascii="Wingdings" w:hAnsi="Wingdings" w:hint="default"/>
+        <w:sz w:val="20"/>
+      </w:rPr>
+    </w:lvl>
+    <w:lvl w:ilvl="3" w:tentative="1">
+      <w:start w:val="1"/>
+      <w:numFmt w:val="bullet"/>
+      <w:lvlText w:val=""/>
+      <w:lvlJc w:val="left"/>
+      <w:pPr>
+        <w:tabs>
+          <w:tab w:val="num" w:pos="2880"/>
+        </w:tabs>
+        <w:ind w:left="2880" w:hanging="360"/>
+      </w:pPr>
+      <w:rPr>
+        <w:rFonts w:ascii="Wingdings" w:hAnsi="Wingdings" w:hint="default"/>
+        <w:sz w:val="20"/>
+      </w:rPr>
+    </w:lvl>
+    <w:lvl w:ilvl="4" w:tentative="1">
+      <w:start w:val="1"/>
+      <w:numFmt w:val="bullet"/>
+      <w:lvlText w:val=""/>
+      <w:lvlJc w:val="left"/>
+      <w:pPr>
+        <w:tabs>
+          <w:tab w:val="num" w:pos="3600"/>
+        </w:tabs>
+        <w:ind w:left="3600" w:hanging="360"/>
+      </w:pPr>
+      <w:rPr>
+        <w:rFonts w:ascii="Wingdings" w:hAnsi="Wingdings" w:hint="default"/>
+        <w:sz w:val="20"/>
+      </w:rPr>
+    </w:lvl>
+    <w:lvl w:ilvl="5" w:tentative="1">
+      <w:start w:val="1"/>
+      <w:numFmt w:val="bullet"/>
+      <w:lvlText w:val=""/>
+      <w:lvlJc w:val="left"/>
+      <w:pPr>
+        <w:tabs>
+          <w:tab w:val="num" w:pos="4320"/>
+        </w:tabs>
+        <w:ind w:left="4320" w:hanging="360"/>
+      </w:pPr>
+      <w:rPr>
+        <w:rFonts w:ascii="Wingdings" w:hAnsi="Wingdings" w:hint="default"/>
+        <w:sz w:val="20"/>
+      </w:rPr>
+    </w:lvl>
+    <w:lvl w:ilvl="6" w:tentative="1">
+      <w:start w:val="1"/>
+      <w:numFmt w:val="bullet"/>
+      <w:lvlText w:val=""/>
+      <w:lvlJc w:val="left"/>
+      <w:pPr>
+        <w:tabs>
+          <w:tab w:val="num" w:pos="5040"/>
+        </w:tabs>
+        <w:ind w:left="5040" w:hanging="360"/>
+      </w:pPr>
+      <w:rPr>
+        <w:rFonts w:ascii="Wingdings" w:hAnsi="Wingdings" w:hint="default"/>
+        <w:sz w:val="20"/>
+      </w:rPr>
+    </w:lvl>
+    <w:lvl w:ilvl="7" w:tentative="1">
+      <w:start w:val="1"/>
+      <w:numFmt w:val="bullet"/>
+      <w:lvlText w:val=""/>
+      <w:lvlJc w:val="left"/>
+      <w:pPr>
+        <w:tabs>
+          <w:tab w:val="num" w:pos="5760"/>
+        </w:tabs>
+        <w:ind w:left="5760" w:hanging="360"/>
+      </w:pPr>
+      <w:rPr>
+        <w:rFonts w:ascii="Wingdings" w:hAnsi="Wingdings" w:hint="default"/>
+        <w:sz w:val="20"/>
+      </w:rPr>
+    </w:lvl>
+    <w:lvl w:ilvl="8" w:tentative="1">
+      <w:start w:val="1"/>
+      <w:numFmt w:val="bullet"/>
+      <w:lvlText w:val=""/>
+      <w:lvlJc w:val="left"/>
+      <w:pPr>
+        <w:tabs>
+          <w:tab w:val="num" w:pos="6480"/>
+        </w:tabs>
+        <w:ind w:left="6480" w:hanging="360"/>
+      </w:pPr>
+      <w:rPr>
+        <w:rFonts w:ascii="Wingdings" w:hAnsi="Wingdings" w:hint="default"/>
+        <w:sz w:val="20"/>
+      </w:rPr>
+    </w:lvl>
+  </w:abstractNum>
+  <w:abstractNum w:abstractNumId="34" w15:restartNumberingAfterBreak="0">
     <w:nsid w:val="6A127435"/>
     <w:multiLevelType w:val="multilevel"/>
     <w:tmpl w:val="D10A1DC0"/>
@@ -8057,7 +10327,7 @@
       </w:pPr>
     </w:lvl>
   </w:abstractNum>
-  <w:abstractNum w:abstractNumId="24" w15:restartNumberingAfterBreak="0">
+  <w:abstractNum w:abstractNumId="35" w15:restartNumberingAfterBreak="0">
     <w:nsid w:val="6AAD42A6"/>
     <w:multiLevelType w:val="multilevel"/>
     <w:tmpl w:val="1F404D6A"/>
@@ -8206,7 +10476,7 @@
       </w:rPr>
     </w:lvl>
   </w:abstractNum>
-  <w:abstractNum w:abstractNumId="25" w15:restartNumberingAfterBreak="0">
+  <w:abstractNum w:abstractNumId="36" w15:restartNumberingAfterBreak="0">
     <w:nsid w:val="6C4734CA"/>
     <w:multiLevelType w:val="multilevel"/>
     <w:tmpl w:val="AD5AF57E"/>
@@ -8319,7 +10589,7 @@
       </w:pPr>
     </w:lvl>
   </w:abstractNum>
-  <w:abstractNum w:abstractNumId="26" w15:restartNumberingAfterBreak="0">
+  <w:abstractNum w:abstractNumId="37" w15:restartNumberingAfterBreak="0">
     <w:nsid w:val="6E1D133B"/>
     <w:multiLevelType w:val="multilevel"/>
     <w:tmpl w:val="CDA0F9EE"/>
@@ -8468,7 +10738,7 @@
       </w:rPr>
     </w:lvl>
   </w:abstractNum>
-  <w:abstractNum w:abstractNumId="27" w15:restartNumberingAfterBreak="0">
+  <w:abstractNum w:abstractNumId="38" w15:restartNumberingAfterBreak="0">
     <w:nsid w:val="7A776C14"/>
     <w:multiLevelType w:val="multilevel"/>
     <w:tmpl w:val="0D8E42C8"/>
@@ -8585,7 +10855,7 @@
       </w:pPr>
     </w:lvl>
   </w:abstractNum>
-  <w:abstractNum w:abstractNumId="28" w15:restartNumberingAfterBreak="0">
+  <w:abstractNum w:abstractNumId="39" w15:restartNumberingAfterBreak="0">
     <w:nsid w:val="7D75449A"/>
     <w:multiLevelType w:val="multilevel"/>
     <w:tmpl w:val="12500EE6"/>
@@ -8734,7 +11004,7 @@
       </w:rPr>
     </w:lvl>
   </w:abstractNum>
-  <w:abstractNum w:abstractNumId="29" w15:restartNumberingAfterBreak="0">
+  <w:abstractNum w:abstractNumId="40" w15:restartNumberingAfterBreak="0">
     <w:nsid w:val="7E84601E"/>
     <w:multiLevelType w:val="multilevel"/>
     <w:tmpl w:val="4C7EFAFA"/>
@@ -8852,94 +11122,127 @@
     </w:lvl>
   </w:abstractNum>
   <w:num w:numId="1" w16cid:durableId="1061174661">
-    <w:abstractNumId w:val="21"/>
+    <w:abstractNumId w:val="31"/>
   </w:num>
   <w:num w:numId="2" w16cid:durableId="678310466">
-    <w:abstractNumId w:val="13"/>
+    <w:abstractNumId w:val="22"/>
   </w:num>
   <w:num w:numId="3" w16cid:durableId="167407973">
-    <w:abstractNumId w:val="14"/>
+    <w:abstractNumId w:val="23"/>
   </w:num>
   <w:num w:numId="4" w16cid:durableId="2127458290">
-    <w:abstractNumId w:val="3"/>
+    <w:abstractNumId w:val="7"/>
   </w:num>
   <w:num w:numId="5" w16cid:durableId="579364801">
+    <w:abstractNumId w:val="35"/>
+  </w:num>
+  <w:num w:numId="6" w16cid:durableId="294603067">
+    <w:abstractNumId w:val="27"/>
+  </w:num>
+  <w:num w:numId="7" w16cid:durableId="1091858710">
+    <w:abstractNumId w:val="8"/>
+  </w:num>
+  <w:num w:numId="8" w16cid:durableId="2021471147">
+    <w:abstractNumId w:val="20"/>
+  </w:num>
+  <w:num w:numId="9" w16cid:durableId="536741266">
+    <w:abstractNumId w:val="26"/>
+  </w:num>
+  <w:num w:numId="10" w16cid:durableId="1403523398">
+    <w:abstractNumId w:val="30"/>
+  </w:num>
+  <w:num w:numId="11" w16cid:durableId="50614870">
+    <w:abstractNumId w:val="9"/>
+  </w:num>
+  <w:num w:numId="12" w16cid:durableId="755789053">
+    <w:abstractNumId w:val="38"/>
+  </w:num>
+  <w:num w:numId="13" w16cid:durableId="1547182656">
+    <w:abstractNumId w:val="34"/>
+  </w:num>
+  <w:num w:numId="14" w16cid:durableId="874583085">
+    <w:abstractNumId w:val="12"/>
+  </w:num>
+  <w:num w:numId="15" w16cid:durableId="1991447847">
     <w:abstractNumId w:val="24"/>
   </w:num>
-  <w:num w:numId="6" w16cid:durableId="294603067">
-    <w:abstractNumId w:val="17"/>
-  </w:num>
-  <w:num w:numId="7" w16cid:durableId="1091858710">
-    <w:abstractNumId w:val="4"/>
-  </w:num>
-  <w:num w:numId="8" w16cid:durableId="2021471147">
-    <w:abstractNumId w:val="11"/>
-  </w:num>
-  <w:num w:numId="9" w16cid:durableId="536741266">
+  <w:num w:numId="16" w16cid:durableId="718628185">
     <w:abstractNumId w:val="16"/>
   </w:num>
-  <w:num w:numId="10" w16cid:durableId="1403523398">
-    <w:abstractNumId w:val="20"/>
-  </w:num>
-  <w:num w:numId="11" w16cid:durableId="50614870">
-    <w:abstractNumId w:val="5"/>
-  </w:num>
-  <w:num w:numId="12" w16cid:durableId="755789053">
-    <w:abstractNumId w:val="27"/>
-  </w:num>
-  <w:num w:numId="13" w16cid:durableId="1547182656">
-    <w:abstractNumId w:val="23"/>
-  </w:num>
-  <w:num w:numId="14" w16cid:durableId="874583085">
-    <w:abstractNumId w:val="8"/>
-  </w:num>
-  <w:num w:numId="15" w16cid:durableId="1991447847">
-    <w:abstractNumId w:val="15"/>
-  </w:num>
-  <w:num w:numId="16" w16cid:durableId="718628185">
-    <w:abstractNumId w:val="9"/>
-  </w:num>
   <w:num w:numId="17" w16cid:durableId="960186142">
-    <w:abstractNumId w:val="22"/>
+    <w:abstractNumId w:val="32"/>
   </w:num>
   <w:num w:numId="18" w16cid:durableId="1332100370">
     <w:abstractNumId w:val="1"/>
   </w:num>
   <w:num w:numId="19" w16cid:durableId="2041591049">
-    <w:abstractNumId w:val="7"/>
+    <w:abstractNumId w:val="11"/>
   </w:num>
   <w:num w:numId="20" w16cid:durableId="173345451">
-    <w:abstractNumId w:val="19"/>
+    <w:abstractNumId w:val="29"/>
   </w:num>
   <w:num w:numId="21" w16cid:durableId="1812558905">
-    <w:abstractNumId w:val="26"/>
+    <w:abstractNumId w:val="37"/>
   </w:num>
   <w:num w:numId="22" w16cid:durableId="676226027">
-    <w:abstractNumId w:val="18"/>
+    <w:abstractNumId w:val="28"/>
   </w:num>
   <w:num w:numId="23" w16cid:durableId="28263384">
-    <w:abstractNumId w:val="29"/>
+    <w:abstractNumId w:val="40"/>
   </w:num>
   <w:num w:numId="24" w16cid:durableId="1371146761">
     <w:abstractNumId w:val="0"/>
   </w:num>
   <w:num w:numId="25" w16cid:durableId="1925068416">
+    <w:abstractNumId w:val="18"/>
+  </w:num>
+  <w:num w:numId="26" w16cid:durableId="1631590638">
+    <w:abstractNumId w:val="3"/>
+  </w:num>
+  <w:num w:numId="27" w16cid:durableId="1614677865">
     <w:abstractNumId w:val="10"/>
   </w:num>
-  <w:num w:numId="26" w16cid:durableId="1631590638">
+  <w:num w:numId="28" w16cid:durableId="2140568843">
+    <w:abstractNumId w:val="39"/>
+  </w:num>
+  <w:num w:numId="29" w16cid:durableId="233666186">
+    <w:abstractNumId w:val="21"/>
+  </w:num>
+  <w:num w:numId="30" w16cid:durableId="1069041696">
+    <w:abstractNumId w:val="36"/>
+  </w:num>
+  <w:num w:numId="31" w16cid:durableId="1161193090">
+    <w:abstractNumId w:val="33"/>
+  </w:num>
+  <w:num w:numId="32" w16cid:durableId="928733139">
+    <w:abstractNumId w:val="25"/>
+  </w:num>
+  <w:num w:numId="33" w16cid:durableId="1732313192">
+    <w:abstractNumId w:val="4"/>
+  </w:num>
+  <w:num w:numId="34" w16cid:durableId="1402604378">
+    <w:abstractNumId w:val="17"/>
+  </w:num>
+  <w:num w:numId="35" w16cid:durableId="1566140863">
+    <w:abstractNumId w:val="13"/>
+  </w:num>
+  <w:num w:numId="36" w16cid:durableId="841748268">
     <w:abstractNumId w:val="2"/>
   </w:num>
-  <w:num w:numId="27" w16cid:durableId="1614677865">
+  <w:num w:numId="37" w16cid:durableId="1768380832">
+    <w:abstractNumId w:val="19"/>
+  </w:num>
+  <w:num w:numId="38" w16cid:durableId="408893514">
     <w:abstractNumId w:val="6"/>
   </w:num>
-  <w:num w:numId="28" w16cid:durableId="2140568843">
-    <w:abstractNumId w:val="28"/>
+  <w:num w:numId="39" w16cid:durableId="1820924716">
+    <w:abstractNumId w:val="15"/>
   </w:num>
-  <w:num w:numId="29" w16cid:durableId="233666186">
-    <w:abstractNumId w:val="12"/>
+  <w:num w:numId="40" w16cid:durableId="2077778870">
+    <w:abstractNumId w:val="14"/>
   </w:num>
-  <w:num w:numId="30" w16cid:durableId="1069041696">
-    <w:abstractNumId w:val="25"/>
+  <w:num w:numId="41" w16cid:durableId="1279751248">
+    <w:abstractNumId w:val="5"/>
   </w:num>
 </w:numbering>
 </file>
